--- a/docs/Documento Técnico de Operación de una Plataforma MLOps para Monitoreo y Observabilidad de Modelos de Machine Learning.docx
+++ b/docs/Documento Técnico de Operación de una Plataforma MLOps para Monitoreo y Observabilidad de Modelos de Machine Learning.docx
@@ -6114,7 +6114,21 @@
         <w:rPr>
           <w:rFonts w:ascii="Calibri" w:hAnsi="Calibri" w:cs="Calibri"/>
         </w:rPr>
-        <w:t xml:space="preserve"> (KS Test)**, implementada mediante la biblioteca </w:t>
+        <w:t xml:space="preserve"> (KS </w:t>
+      </w:r>
+      <w:proofErr w:type="gramStart"/>
+      <w:r>
+        <w:rPr>
+          <w:rFonts w:ascii="Calibri" w:hAnsi="Calibri" w:cs="Calibri"/>
+        </w:rPr>
+        <w:t>Test)*</w:t>
+      </w:r>
+      <w:proofErr w:type="gramEnd"/>
+      <w:r>
+        <w:rPr>
+          <w:rFonts w:ascii="Calibri" w:hAnsi="Calibri" w:cs="Calibri"/>
+        </w:rPr>
+        <w:t xml:space="preserve">*, implementada mediante la biblioteca </w:t>
       </w:r>
       <w:proofErr w:type="spellStart"/>
       <w:r>
@@ -9118,6 +9132,7 @@
           <w:rFonts w:ascii="Calibri" w:hAnsi="Calibri" w:cs="Calibri"/>
         </w:rPr>
       </w:pPr>
+      <w:proofErr w:type="gramStart"/>
       <w:r>
         <w:rPr>
           <w:rFonts w:ascii="Calibri" w:hAnsi="Calibri" w:cs="Calibri"/>
@@ -9132,6 +9147,7 @@
         <w:t>github</w:t>
       </w:r>
       <w:proofErr w:type="spellEnd"/>
+      <w:proofErr w:type="gramEnd"/>
       <w:r>
         <w:rPr>
           <w:rFonts w:ascii="Calibri" w:hAnsi="Calibri" w:cs="Calibri"/>
@@ -9981,6 +9997,2229 @@
           <w:bCs/>
         </w:rPr>
       </w:pPr>
+      <w:r>
+        <w:rPr>
+          <w:rFonts w:ascii="Calibri" w:hAnsi="Calibri" w:cs="Calibri"/>
+          <w:b/>
+          <w:bCs/>
+        </w:rPr>
+        <w:t xml:space="preserve">8. Estrategia </w:t>
+      </w:r>
+      <w:proofErr w:type="spellStart"/>
+      <w:r>
+        <w:rPr>
+          <w:rFonts w:ascii="Calibri" w:hAnsi="Calibri" w:cs="Calibri"/>
+          <w:b/>
+          <w:bCs/>
+        </w:rPr>
+        <w:t>GitOps</w:t>
+      </w:r>
+      <w:proofErr w:type="spellEnd"/>
+      <w:r>
+        <w:rPr>
+          <w:rFonts w:ascii="Calibri" w:hAnsi="Calibri" w:cs="Calibri"/>
+          <w:b/>
+          <w:bCs/>
+        </w:rPr>
+        <w:t xml:space="preserve"> y Control de Versiones</w:t>
+      </w:r>
+    </w:p>
+    <w:p>
+      <w:pPr>
+        <w:spacing w:after="0"/>
+        <w:rPr>
+          <w:rFonts w:ascii="Calibri" w:hAnsi="Calibri" w:cs="Calibri"/>
+          <w:b/>
+          <w:bCs/>
+        </w:rPr>
+      </w:pPr>
+    </w:p>
+    <w:p>
+      <w:pPr>
+        <w:spacing w:after="0"/>
+        <w:rPr>
+          <w:rFonts w:ascii="Calibri" w:hAnsi="Calibri" w:cs="Calibri"/>
+        </w:rPr>
+      </w:pPr>
+      <w:r>
+        <w:rPr>
+          <w:rFonts w:ascii="Calibri" w:hAnsi="Calibri" w:cs="Calibri"/>
+        </w:rPr>
+        <w:t xml:space="preserve">La solución desarrollada incorpora una estrategia de </w:t>
+      </w:r>
+      <w:proofErr w:type="spellStart"/>
+      <w:r>
+        <w:rPr>
+          <w:rFonts w:ascii="Calibri" w:hAnsi="Calibri" w:cs="Calibri"/>
+        </w:rPr>
+        <w:t>GitOps</w:t>
+      </w:r>
+      <w:proofErr w:type="spellEnd"/>
+      <w:r>
+        <w:rPr>
+          <w:rFonts w:ascii="Calibri" w:hAnsi="Calibri" w:cs="Calibri"/>
+        </w:rPr>
+        <w:t xml:space="preserve"> para administrar el ciclo de vida del código fuente, los artefactos del modelo y la configuración del pipeline automatizado. </w:t>
+      </w:r>
+      <w:proofErr w:type="spellStart"/>
+      <w:r>
+        <w:rPr>
+          <w:rFonts w:ascii="Calibri" w:hAnsi="Calibri" w:cs="Calibri"/>
+        </w:rPr>
+        <w:t>GitOps</w:t>
+      </w:r>
+      <w:proofErr w:type="spellEnd"/>
+      <w:r>
+        <w:rPr>
+          <w:rFonts w:ascii="Calibri" w:hAnsi="Calibri" w:cs="Calibri"/>
+        </w:rPr>
+        <w:t xml:space="preserve"> es una metodología que utiliza un sistema de control de versiones como fuente única de la verdad para gestionar aplicaciones e infraestructura, permitiendo que cada modificación realizada en el proyecto sea registrada, validada y rastreada de forma automática.</w:t>
+      </w:r>
+    </w:p>
+    <w:p>
+      <w:pPr>
+        <w:spacing w:after="0"/>
+        <w:rPr>
+          <w:rFonts w:ascii="Calibri" w:hAnsi="Calibri" w:cs="Calibri"/>
+        </w:rPr>
+      </w:pPr>
+      <w:r>
+        <w:rPr>
+          <w:rFonts w:ascii="Calibri" w:hAnsi="Calibri" w:cs="Calibri"/>
+        </w:rPr>
+        <w:t xml:space="preserve">Para este proyecto se utilizó Git como sistema de control de versiones y GitHub como plataforma central para el almacenamiento del repositorio y la colaboración durante el desarrollo. Cada actualización del proyecto fue registrada mediante </w:t>
+      </w:r>
+      <w:proofErr w:type="spellStart"/>
+      <w:r>
+        <w:rPr>
+          <w:rFonts w:ascii="Calibri" w:hAnsi="Calibri" w:cs="Calibri"/>
+        </w:rPr>
+        <w:t>commits</w:t>
+      </w:r>
+      <w:proofErr w:type="spellEnd"/>
+      <w:r>
+        <w:rPr>
+          <w:rFonts w:ascii="Calibri" w:hAnsi="Calibri" w:cs="Calibri"/>
+        </w:rPr>
+        <w:t xml:space="preserve"> descriptivos, permitiendo mantener un historial completo de cambios y facilitando la recuperación de versiones anteriores en caso de ser necesario.</w:t>
+      </w:r>
+    </w:p>
+    <w:p>
+      <w:pPr>
+        <w:spacing w:after="0"/>
+        <w:rPr>
+          <w:rFonts w:ascii="Calibri" w:hAnsi="Calibri" w:cs="Calibri"/>
+        </w:rPr>
+      </w:pPr>
+      <w:r>
+        <w:rPr>
+          <w:rFonts w:ascii="Calibri" w:hAnsi="Calibri" w:cs="Calibri"/>
+        </w:rPr>
+        <w:t xml:space="preserve">La integración entre GitHub y GitHub </w:t>
+      </w:r>
+      <w:proofErr w:type="spellStart"/>
+      <w:r>
+        <w:rPr>
+          <w:rFonts w:ascii="Calibri" w:hAnsi="Calibri" w:cs="Calibri"/>
+        </w:rPr>
+        <w:t>Actions</w:t>
+      </w:r>
+      <w:proofErr w:type="spellEnd"/>
+      <w:r>
+        <w:rPr>
+          <w:rFonts w:ascii="Calibri" w:hAnsi="Calibri" w:cs="Calibri"/>
+        </w:rPr>
+        <w:t xml:space="preserve"> permitió automatizar el proceso de validación del proyecto mediante un pipeline de Integración Continua (</w:t>
+      </w:r>
+      <w:proofErr w:type="spellStart"/>
+      <w:r>
+        <w:rPr>
+          <w:rFonts w:ascii="Calibri" w:hAnsi="Calibri" w:cs="Calibri"/>
+        </w:rPr>
+        <w:t>Continuous</w:t>
+      </w:r>
+      <w:proofErr w:type="spellEnd"/>
+      <w:r>
+        <w:rPr>
+          <w:rFonts w:ascii="Calibri" w:hAnsi="Calibri" w:cs="Calibri"/>
+        </w:rPr>
+        <w:t xml:space="preserve"> </w:t>
+      </w:r>
+      <w:proofErr w:type="spellStart"/>
+      <w:r>
+        <w:rPr>
+          <w:rFonts w:ascii="Calibri" w:hAnsi="Calibri" w:cs="Calibri"/>
+        </w:rPr>
+        <w:t>Integration</w:t>
+      </w:r>
+      <w:proofErr w:type="spellEnd"/>
+      <w:r>
+        <w:rPr>
+          <w:rFonts w:ascii="Calibri" w:hAnsi="Calibri" w:cs="Calibri"/>
+        </w:rPr>
+        <w:t xml:space="preserve">, CI). Cada vez que se realiza una actualización sobre la rama principal del proyecto, GitHub ejecuta automáticamente el flujo definido en el archivo </w:t>
+      </w:r>
+      <w:proofErr w:type="spellStart"/>
+      <w:r>
+        <w:rPr>
+          <w:rFonts w:ascii="Calibri" w:hAnsi="Calibri" w:cs="Calibri"/>
+        </w:rPr>
+        <w:t>ci.yml</w:t>
+      </w:r>
+      <w:proofErr w:type="spellEnd"/>
+      <w:r>
+        <w:rPr>
+          <w:rFonts w:ascii="Calibri" w:hAnsi="Calibri" w:cs="Calibri"/>
+        </w:rPr>
+        <w:t>, verificando la integridad del código antes de aceptar una nueva versión como válida.</w:t>
+      </w:r>
+    </w:p>
+    <w:p>
+      <w:pPr>
+        <w:spacing w:after="0"/>
+        <w:rPr>
+          <w:rFonts w:ascii="Calibri" w:hAnsi="Calibri" w:cs="Calibri"/>
+          <w:b/>
+          <w:bCs/>
+        </w:rPr>
+      </w:pPr>
+    </w:p>
+    <w:p>
+      <w:pPr>
+        <w:spacing w:after="0"/>
+        <w:rPr>
+          <w:rFonts w:ascii="Calibri" w:hAnsi="Calibri" w:cs="Calibri"/>
+          <w:b/>
+          <w:bCs/>
+        </w:rPr>
+      </w:pPr>
+      <w:r>
+        <w:rPr>
+          <w:rFonts w:ascii="Calibri" w:hAnsi="Calibri" w:cs="Calibri"/>
+          <w:b/>
+          <w:bCs/>
+        </w:rPr>
+        <w:t>8.1 Organización del Repositorio</w:t>
+      </w:r>
+    </w:p>
+    <w:p>
+      <w:pPr>
+        <w:spacing w:after="0"/>
+        <w:rPr>
+          <w:rFonts w:ascii="Calibri" w:hAnsi="Calibri" w:cs="Calibri"/>
+          <w:b/>
+          <w:bCs/>
+        </w:rPr>
+      </w:pPr>
+    </w:p>
+    <w:p>
+      <w:pPr>
+        <w:spacing w:after="0"/>
+        <w:rPr>
+          <w:rFonts w:ascii="Calibri" w:hAnsi="Calibri" w:cs="Calibri"/>
+        </w:rPr>
+      </w:pPr>
+      <w:r>
+        <w:rPr>
+          <w:rFonts w:ascii="Calibri" w:hAnsi="Calibri" w:cs="Calibri"/>
+        </w:rPr>
+        <w:t>El proyecto fue organizado siguiendo una estructura modular que facilita su mantenimiento, escalabilidad y reutilización. Cada componente del sistema fue separado en directorios específicos según su responsabilidad funcional, permitiendo una mejor administración del código y una mayor claridad durante el proceso de desarrollo.</w:t>
+      </w:r>
+    </w:p>
+    <w:p>
+      <w:pPr>
+        <w:spacing w:after="0"/>
+        <w:rPr>
+          <w:rFonts w:ascii="Calibri" w:hAnsi="Calibri" w:cs="Calibri"/>
+        </w:rPr>
+      </w:pPr>
+      <w:r>
+        <w:rPr>
+          <w:rFonts w:ascii="Calibri" w:hAnsi="Calibri" w:cs="Calibri"/>
+        </w:rPr>
+        <w:t>La estructura principal del repositorio incluye los siguientes elementos:</w:t>
+      </w:r>
+    </w:p>
+    <w:tbl>
+      <w:tblPr>
+        <w:tblW w:w="0" w:type="auto"/>
+        <w:tblCellSpacing w:w="15" w:type="dxa"/>
+        <w:tblCellMar>
+          <w:top w:w="15" w:type="dxa"/>
+          <w:left w:w="15" w:type="dxa"/>
+          <w:bottom w:w="15" w:type="dxa"/>
+          <w:right w:w="15" w:type="dxa"/>
+        </w:tblCellMar>
+        <w:tblLook w:val="04A0" w:firstRow="1" w:lastRow="0" w:firstColumn="1" w:lastColumn="0" w:noHBand="0" w:noVBand="1"/>
+      </w:tblPr>
+      <w:tblGrid>
+        <w:gridCol w:w="2410"/>
+        <w:gridCol w:w="6950"/>
+      </w:tblGrid>
+      <w:tr>
+        <w:trPr>
+          <w:tblHeader/>
+          <w:tblCellSpacing w:w="15" w:type="dxa"/>
+        </w:trPr>
+        <w:tc>
+          <w:tcPr>
+            <w:tcW w:w="2365" w:type="dxa"/>
+            <w:vAlign w:val="center"/>
+            <w:hideMark/>
+          </w:tcPr>
+          <w:p>
+            <w:pPr>
+              <w:spacing w:after="0"/>
+              <w:rPr>
+                <w:rFonts w:ascii="Calibri" w:hAnsi="Calibri" w:cs="Calibri"/>
+                <w:b/>
+                <w:bCs/>
+              </w:rPr>
+            </w:pPr>
+            <w:r>
+              <w:rPr>
+                <w:rFonts w:ascii="Calibri" w:hAnsi="Calibri" w:cs="Calibri"/>
+                <w:b/>
+                <w:bCs/>
+              </w:rPr>
+              <w:t>Directorio / Archivo</w:t>
+            </w:r>
+          </w:p>
+        </w:tc>
+        <w:tc>
+          <w:tcPr>
+            <w:tcW w:w="6905" w:type="dxa"/>
+            <w:vAlign w:val="center"/>
+            <w:hideMark/>
+          </w:tcPr>
+          <w:p>
+            <w:pPr>
+              <w:spacing w:after="0"/>
+              <w:rPr>
+                <w:rFonts w:ascii="Calibri" w:hAnsi="Calibri" w:cs="Calibri"/>
+                <w:b/>
+                <w:bCs/>
+              </w:rPr>
+            </w:pPr>
+            <w:r>
+              <w:rPr>
+                <w:rFonts w:ascii="Calibri" w:hAnsi="Calibri" w:cs="Calibri"/>
+                <w:b/>
+                <w:bCs/>
+              </w:rPr>
+              <w:t>Función</w:t>
+            </w:r>
+          </w:p>
+        </w:tc>
+      </w:tr>
+      <w:tr>
+        <w:trPr>
+          <w:tblCellSpacing w:w="15" w:type="dxa"/>
+        </w:trPr>
+        <w:tc>
+          <w:tcPr>
+            <w:tcW w:w="2365" w:type="dxa"/>
+            <w:vAlign w:val="center"/>
+            <w:hideMark/>
+          </w:tcPr>
+          <w:p>
+            <w:pPr>
+              <w:spacing w:after="0"/>
+              <w:rPr>
+                <w:rFonts w:ascii="Calibri" w:hAnsi="Calibri" w:cs="Calibri"/>
+              </w:rPr>
+            </w:pPr>
+            <w:proofErr w:type="gramStart"/>
+            <w:r>
+              <w:rPr>
+                <w:rFonts w:ascii="Calibri" w:hAnsi="Calibri" w:cs="Calibri"/>
+              </w:rPr>
+              <w:t>.</w:t>
+            </w:r>
+            <w:proofErr w:type="spellStart"/>
+            <w:r>
+              <w:rPr>
+                <w:rFonts w:ascii="Calibri" w:hAnsi="Calibri" w:cs="Calibri"/>
+              </w:rPr>
+              <w:t>github</w:t>
+            </w:r>
+            <w:proofErr w:type="spellEnd"/>
+            <w:proofErr w:type="gramEnd"/>
+            <w:r>
+              <w:rPr>
+                <w:rFonts w:ascii="Calibri" w:hAnsi="Calibri" w:cs="Calibri"/>
+              </w:rPr>
+              <w:t>/</w:t>
+            </w:r>
+            <w:proofErr w:type="spellStart"/>
+            <w:r>
+              <w:rPr>
+                <w:rFonts w:ascii="Calibri" w:hAnsi="Calibri" w:cs="Calibri"/>
+              </w:rPr>
+              <w:t>workflows</w:t>
+            </w:r>
+            <w:proofErr w:type="spellEnd"/>
+            <w:r>
+              <w:rPr>
+                <w:rFonts w:ascii="Calibri" w:hAnsi="Calibri" w:cs="Calibri"/>
+              </w:rPr>
+              <w:t>/</w:t>
+            </w:r>
+          </w:p>
+        </w:tc>
+        <w:tc>
+          <w:tcPr>
+            <w:tcW w:w="6905" w:type="dxa"/>
+            <w:vAlign w:val="center"/>
+            <w:hideMark/>
+          </w:tcPr>
+          <w:p>
+            <w:pPr>
+              <w:spacing w:after="0"/>
+              <w:rPr>
+                <w:rFonts w:ascii="Calibri" w:hAnsi="Calibri" w:cs="Calibri"/>
+              </w:rPr>
+            </w:pPr>
+            <w:r>
+              <w:rPr>
+                <w:rFonts w:ascii="Calibri" w:hAnsi="Calibri" w:cs="Calibri"/>
+              </w:rPr>
+              <w:t xml:space="preserve">Configuración del Pipeline Automatizado mediante GitHub </w:t>
+            </w:r>
+            <w:proofErr w:type="spellStart"/>
+            <w:r>
+              <w:rPr>
+                <w:rFonts w:ascii="Calibri" w:hAnsi="Calibri" w:cs="Calibri"/>
+              </w:rPr>
+              <w:t>Actions</w:t>
+            </w:r>
+            <w:proofErr w:type="spellEnd"/>
+            <w:r>
+              <w:rPr>
+                <w:rFonts w:ascii="Calibri" w:hAnsi="Calibri" w:cs="Calibri"/>
+              </w:rPr>
+              <w:t>.</w:t>
+            </w:r>
+          </w:p>
+        </w:tc>
+      </w:tr>
+      <w:tr>
+        <w:trPr>
+          <w:tblCellSpacing w:w="15" w:type="dxa"/>
+        </w:trPr>
+        <w:tc>
+          <w:tcPr>
+            <w:tcW w:w="2365" w:type="dxa"/>
+            <w:vAlign w:val="center"/>
+            <w:hideMark/>
+          </w:tcPr>
+          <w:p>
+            <w:pPr>
+              <w:spacing w:after="0"/>
+              <w:rPr>
+                <w:rFonts w:ascii="Calibri" w:hAnsi="Calibri" w:cs="Calibri"/>
+              </w:rPr>
+            </w:pPr>
+            <w:proofErr w:type="spellStart"/>
+            <w:r>
+              <w:rPr>
+                <w:rFonts w:ascii="Calibri" w:hAnsi="Calibri" w:cs="Calibri"/>
+              </w:rPr>
+              <w:t>src</w:t>
+            </w:r>
+            <w:proofErr w:type="spellEnd"/>
+            <w:r>
+              <w:rPr>
+                <w:rFonts w:ascii="Calibri" w:hAnsi="Calibri" w:cs="Calibri"/>
+              </w:rPr>
+              <w:t>/</w:t>
+            </w:r>
+          </w:p>
+        </w:tc>
+        <w:tc>
+          <w:tcPr>
+            <w:tcW w:w="6905" w:type="dxa"/>
+            <w:vAlign w:val="center"/>
+            <w:hideMark/>
+          </w:tcPr>
+          <w:p>
+            <w:pPr>
+              <w:spacing w:after="0"/>
+              <w:rPr>
+                <w:rFonts w:ascii="Calibri" w:hAnsi="Calibri" w:cs="Calibri"/>
+              </w:rPr>
+            </w:pPr>
+            <w:r>
+              <w:rPr>
+                <w:rFonts w:ascii="Calibri" w:hAnsi="Calibri" w:cs="Calibri"/>
+              </w:rPr>
+              <w:t xml:space="preserve">Módulos principales del sistema de monitoreo, alertas, detección de Data </w:t>
+            </w:r>
+            <w:proofErr w:type="spellStart"/>
+            <w:r>
+              <w:rPr>
+                <w:rFonts w:ascii="Calibri" w:hAnsi="Calibri" w:cs="Calibri"/>
+              </w:rPr>
+              <w:t>Drift</w:t>
+            </w:r>
+            <w:proofErr w:type="spellEnd"/>
+            <w:r>
+              <w:rPr>
+                <w:rFonts w:ascii="Calibri" w:hAnsi="Calibri" w:cs="Calibri"/>
+              </w:rPr>
+              <w:t xml:space="preserve"> y </w:t>
+            </w:r>
+            <w:proofErr w:type="spellStart"/>
+            <w:r>
+              <w:rPr>
+                <w:rFonts w:ascii="Calibri" w:hAnsi="Calibri" w:cs="Calibri"/>
+              </w:rPr>
+              <w:t>Runbooks</w:t>
+            </w:r>
+            <w:proofErr w:type="spellEnd"/>
+            <w:r>
+              <w:rPr>
+                <w:rFonts w:ascii="Calibri" w:hAnsi="Calibri" w:cs="Calibri"/>
+              </w:rPr>
+              <w:t>.</w:t>
+            </w:r>
+          </w:p>
+        </w:tc>
+      </w:tr>
+      <w:tr>
+        <w:trPr>
+          <w:tblCellSpacing w:w="15" w:type="dxa"/>
+        </w:trPr>
+        <w:tc>
+          <w:tcPr>
+            <w:tcW w:w="2365" w:type="dxa"/>
+            <w:vAlign w:val="center"/>
+            <w:hideMark/>
+          </w:tcPr>
+          <w:p>
+            <w:pPr>
+              <w:spacing w:after="0"/>
+              <w:rPr>
+                <w:rFonts w:ascii="Calibri" w:hAnsi="Calibri" w:cs="Calibri"/>
+              </w:rPr>
+            </w:pPr>
+            <w:proofErr w:type="spellStart"/>
+            <w:r>
+              <w:rPr>
+                <w:rFonts w:ascii="Calibri" w:hAnsi="Calibri" w:cs="Calibri"/>
+              </w:rPr>
+              <w:t>models</w:t>
+            </w:r>
+            <w:proofErr w:type="spellEnd"/>
+            <w:r>
+              <w:rPr>
+                <w:rFonts w:ascii="Calibri" w:hAnsi="Calibri" w:cs="Calibri"/>
+              </w:rPr>
+              <w:t>/</w:t>
+            </w:r>
+          </w:p>
+        </w:tc>
+        <w:tc>
+          <w:tcPr>
+            <w:tcW w:w="6905" w:type="dxa"/>
+            <w:vAlign w:val="center"/>
+            <w:hideMark/>
+          </w:tcPr>
+          <w:p>
+            <w:pPr>
+              <w:spacing w:after="0"/>
+              <w:rPr>
+                <w:rFonts w:ascii="Calibri" w:hAnsi="Calibri" w:cs="Calibri"/>
+              </w:rPr>
+            </w:pPr>
+            <w:r>
+              <w:rPr>
+                <w:rFonts w:ascii="Calibri" w:hAnsi="Calibri" w:cs="Calibri"/>
+              </w:rPr>
+              <w:t xml:space="preserve">Modelo de Machine </w:t>
+            </w:r>
+            <w:proofErr w:type="spellStart"/>
+            <w:r>
+              <w:rPr>
+                <w:rFonts w:ascii="Calibri" w:hAnsi="Calibri" w:cs="Calibri"/>
+              </w:rPr>
+              <w:t>Learning</w:t>
+            </w:r>
+            <w:proofErr w:type="spellEnd"/>
+            <w:r>
+              <w:rPr>
+                <w:rFonts w:ascii="Calibri" w:hAnsi="Calibri" w:cs="Calibri"/>
+              </w:rPr>
+              <w:t xml:space="preserve"> serializado mediante </w:t>
+            </w:r>
+            <w:proofErr w:type="spellStart"/>
+            <w:r>
+              <w:rPr>
+                <w:rFonts w:ascii="Calibri" w:hAnsi="Calibri" w:cs="Calibri"/>
+              </w:rPr>
+              <w:t>Joblib</w:t>
+            </w:r>
+            <w:proofErr w:type="spellEnd"/>
+            <w:r>
+              <w:rPr>
+                <w:rFonts w:ascii="Calibri" w:hAnsi="Calibri" w:cs="Calibri"/>
+              </w:rPr>
+              <w:t>.</w:t>
+            </w:r>
+          </w:p>
+        </w:tc>
+      </w:tr>
+      <w:tr>
+        <w:trPr>
+          <w:tblCellSpacing w:w="15" w:type="dxa"/>
+        </w:trPr>
+        <w:tc>
+          <w:tcPr>
+            <w:tcW w:w="2365" w:type="dxa"/>
+            <w:vAlign w:val="center"/>
+            <w:hideMark/>
+          </w:tcPr>
+          <w:p>
+            <w:pPr>
+              <w:spacing w:after="0"/>
+              <w:rPr>
+                <w:rFonts w:ascii="Calibri" w:hAnsi="Calibri" w:cs="Calibri"/>
+              </w:rPr>
+            </w:pPr>
+            <w:proofErr w:type="spellStart"/>
+            <w:r>
+              <w:rPr>
+                <w:rFonts w:ascii="Calibri" w:hAnsi="Calibri" w:cs="Calibri"/>
+              </w:rPr>
+              <w:t>mlruns</w:t>
+            </w:r>
+            <w:proofErr w:type="spellEnd"/>
+            <w:r>
+              <w:rPr>
+                <w:rFonts w:ascii="Calibri" w:hAnsi="Calibri" w:cs="Calibri"/>
+              </w:rPr>
+              <w:t>/</w:t>
+            </w:r>
+          </w:p>
+        </w:tc>
+        <w:tc>
+          <w:tcPr>
+            <w:tcW w:w="6905" w:type="dxa"/>
+            <w:vAlign w:val="center"/>
+            <w:hideMark/>
+          </w:tcPr>
+          <w:p>
+            <w:pPr>
+              <w:spacing w:after="0"/>
+              <w:rPr>
+                <w:rFonts w:ascii="Calibri" w:hAnsi="Calibri" w:cs="Calibri"/>
+              </w:rPr>
+            </w:pPr>
+            <w:r>
+              <w:rPr>
+                <w:rFonts w:ascii="Calibri" w:hAnsi="Calibri" w:cs="Calibri"/>
+              </w:rPr>
+              <w:t xml:space="preserve">Registro automático de experimentos realizado por </w:t>
+            </w:r>
+            <w:proofErr w:type="spellStart"/>
+            <w:r>
+              <w:rPr>
+                <w:rFonts w:ascii="Calibri" w:hAnsi="Calibri" w:cs="Calibri"/>
+              </w:rPr>
+              <w:t>MLflow</w:t>
+            </w:r>
+            <w:proofErr w:type="spellEnd"/>
+            <w:r>
+              <w:rPr>
+                <w:rFonts w:ascii="Calibri" w:hAnsi="Calibri" w:cs="Calibri"/>
+              </w:rPr>
+              <w:t>.</w:t>
+            </w:r>
+          </w:p>
+        </w:tc>
+      </w:tr>
+      <w:tr>
+        <w:trPr>
+          <w:tblCellSpacing w:w="15" w:type="dxa"/>
+        </w:trPr>
+        <w:tc>
+          <w:tcPr>
+            <w:tcW w:w="2365" w:type="dxa"/>
+            <w:vAlign w:val="center"/>
+            <w:hideMark/>
+          </w:tcPr>
+          <w:p>
+            <w:pPr>
+              <w:spacing w:after="0"/>
+              <w:rPr>
+                <w:rFonts w:ascii="Calibri" w:hAnsi="Calibri" w:cs="Calibri"/>
+              </w:rPr>
+            </w:pPr>
+            <w:r>
+              <w:rPr>
+                <w:rFonts w:ascii="Calibri" w:hAnsi="Calibri" w:cs="Calibri"/>
+              </w:rPr>
+              <w:t>logs/</w:t>
+            </w:r>
+          </w:p>
+        </w:tc>
+        <w:tc>
+          <w:tcPr>
+            <w:tcW w:w="6905" w:type="dxa"/>
+            <w:vAlign w:val="center"/>
+            <w:hideMark/>
+          </w:tcPr>
+          <w:p>
+            <w:pPr>
+              <w:spacing w:after="0"/>
+              <w:rPr>
+                <w:rFonts w:ascii="Calibri" w:hAnsi="Calibri" w:cs="Calibri"/>
+              </w:rPr>
+            </w:pPr>
+            <w:r>
+              <w:rPr>
+                <w:rFonts w:ascii="Calibri" w:hAnsi="Calibri" w:cs="Calibri"/>
+              </w:rPr>
+              <w:t>Archivos de registro generados durante la operación del sistema.</w:t>
+            </w:r>
+          </w:p>
+        </w:tc>
+      </w:tr>
+      <w:tr>
+        <w:trPr>
+          <w:tblCellSpacing w:w="15" w:type="dxa"/>
+        </w:trPr>
+        <w:tc>
+          <w:tcPr>
+            <w:tcW w:w="2365" w:type="dxa"/>
+            <w:vAlign w:val="center"/>
+            <w:hideMark/>
+          </w:tcPr>
+          <w:p>
+            <w:pPr>
+              <w:spacing w:after="0"/>
+              <w:rPr>
+                <w:rFonts w:ascii="Calibri" w:hAnsi="Calibri" w:cs="Calibri"/>
+              </w:rPr>
+            </w:pPr>
+            <w:r>
+              <w:rPr>
+                <w:rFonts w:ascii="Calibri" w:hAnsi="Calibri" w:cs="Calibri"/>
+              </w:rPr>
+              <w:t>data/</w:t>
+            </w:r>
+          </w:p>
+        </w:tc>
+        <w:tc>
+          <w:tcPr>
+            <w:tcW w:w="6905" w:type="dxa"/>
+            <w:vAlign w:val="center"/>
+            <w:hideMark/>
+          </w:tcPr>
+          <w:p>
+            <w:pPr>
+              <w:spacing w:after="0"/>
+              <w:rPr>
+                <w:rFonts w:ascii="Calibri" w:hAnsi="Calibri" w:cs="Calibri"/>
+              </w:rPr>
+            </w:pPr>
+            <w:r>
+              <w:rPr>
+                <w:rFonts w:ascii="Calibri" w:hAnsi="Calibri" w:cs="Calibri"/>
+              </w:rPr>
+              <w:t>Conjunto de datos utilizado para entrenamiento y pruebas.</w:t>
+            </w:r>
+          </w:p>
+        </w:tc>
+      </w:tr>
+      <w:tr>
+        <w:trPr>
+          <w:tblCellSpacing w:w="15" w:type="dxa"/>
+        </w:trPr>
+        <w:tc>
+          <w:tcPr>
+            <w:tcW w:w="2365" w:type="dxa"/>
+            <w:vAlign w:val="center"/>
+            <w:hideMark/>
+          </w:tcPr>
+          <w:p>
+            <w:pPr>
+              <w:spacing w:after="0"/>
+              <w:rPr>
+                <w:rFonts w:ascii="Calibri" w:hAnsi="Calibri" w:cs="Calibri"/>
+              </w:rPr>
+            </w:pPr>
+            <w:r>
+              <w:rPr>
+                <w:rFonts w:ascii="Calibri" w:hAnsi="Calibri" w:cs="Calibri"/>
+              </w:rPr>
+              <w:t>app.py</w:t>
+            </w:r>
+          </w:p>
+        </w:tc>
+        <w:tc>
+          <w:tcPr>
+            <w:tcW w:w="6905" w:type="dxa"/>
+            <w:vAlign w:val="center"/>
+            <w:hideMark/>
+          </w:tcPr>
+          <w:p>
+            <w:pPr>
+              <w:spacing w:after="0"/>
+              <w:rPr>
+                <w:rFonts w:ascii="Calibri" w:hAnsi="Calibri" w:cs="Calibri"/>
+              </w:rPr>
+            </w:pPr>
+            <w:proofErr w:type="spellStart"/>
+            <w:r>
+              <w:rPr>
+                <w:rFonts w:ascii="Calibri" w:hAnsi="Calibri" w:cs="Calibri"/>
+              </w:rPr>
+              <w:t>Dashboard</w:t>
+            </w:r>
+            <w:proofErr w:type="spellEnd"/>
+            <w:r>
+              <w:rPr>
+                <w:rFonts w:ascii="Calibri" w:hAnsi="Calibri" w:cs="Calibri"/>
+              </w:rPr>
+              <w:t xml:space="preserve"> interactivo desarrollado con </w:t>
+            </w:r>
+            <w:proofErr w:type="spellStart"/>
+            <w:r>
+              <w:rPr>
+                <w:rFonts w:ascii="Calibri" w:hAnsi="Calibri" w:cs="Calibri"/>
+              </w:rPr>
+              <w:t>Streamlit</w:t>
+            </w:r>
+            <w:proofErr w:type="spellEnd"/>
+            <w:r>
+              <w:rPr>
+                <w:rFonts w:ascii="Calibri" w:hAnsi="Calibri" w:cs="Calibri"/>
+              </w:rPr>
+              <w:t>.</w:t>
+            </w:r>
+          </w:p>
+        </w:tc>
+      </w:tr>
+      <w:tr>
+        <w:trPr>
+          <w:tblCellSpacing w:w="15" w:type="dxa"/>
+        </w:trPr>
+        <w:tc>
+          <w:tcPr>
+            <w:tcW w:w="2365" w:type="dxa"/>
+            <w:vAlign w:val="center"/>
+            <w:hideMark/>
+          </w:tcPr>
+          <w:p>
+            <w:pPr>
+              <w:spacing w:after="0"/>
+              <w:rPr>
+                <w:rFonts w:ascii="Calibri" w:hAnsi="Calibri" w:cs="Calibri"/>
+              </w:rPr>
+            </w:pPr>
+            <w:r>
+              <w:rPr>
+                <w:rFonts w:ascii="Calibri" w:hAnsi="Calibri" w:cs="Calibri"/>
+              </w:rPr>
+              <w:t>main.py</w:t>
+            </w:r>
+          </w:p>
+        </w:tc>
+        <w:tc>
+          <w:tcPr>
+            <w:tcW w:w="6905" w:type="dxa"/>
+            <w:vAlign w:val="center"/>
+            <w:hideMark/>
+          </w:tcPr>
+          <w:p>
+            <w:pPr>
+              <w:spacing w:after="0"/>
+              <w:rPr>
+                <w:rFonts w:ascii="Calibri" w:hAnsi="Calibri" w:cs="Calibri"/>
+              </w:rPr>
+            </w:pPr>
+            <w:r>
+              <w:rPr>
+                <w:rFonts w:ascii="Calibri" w:hAnsi="Calibri" w:cs="Calibri"/>
+              </w:rPr>
+              <w:t>Punto de entrada del sistema de monitoreo.</w:t>
+            </w:r>
+          </w:p>
+        </w:tc>
+      </w:tr>
+      <w:tr>
+        <w:trPr>
+          <w:tblCellSpacing w:w="15" w:type="dxa"/>
+        </w:trPr>
+        <w:tc>
+          <w:tcPr>
+            <w:tcW w:w="2365" w:type="dxa"/>
+            <w:vAlign w:val="center"/>
+            <w:hideMark/>
+          </w:tcPr>
+          <w:p>
+            <w:pPr>
+              <w:spacing w:after="0"/>
+              <w:rPr>
+                <w:rFonts w:ascii="Calibri" w:hAnsi="Calibri" w:cs="Calibri"/>
+              </w:rPr>
+            </w:pPr>
+            <w:r>
+              <w:rPr>
+                <w:rFonts w:ascii="Calibri" w:hAnsi="Calibri" w:cs="Calibri"/>
+              </w:rPr>
+              <w:t>requirements.txt</w:t>
+            </w:r>
+          </w:p>
+        </w:tc>
+        <w:tc>
+          <w:tcPr>
+            <w:tcW w:w="6905" w:type="dxa"/>
+            <w:vAlign w:val="center"/>
+            <w:hideMark/>
+          </w:tcPr>
+          <w:p>
+            <w:pPr>
+              <w:spacing w:after="0"/>
+              <w:rPr>
+                <w:rFonts w:ascii="Calibri" w:hAnsi="Calibri" w:cs="Calibri"/>
+              </w:rPr>
+            </w:pPr>
+            <w:r>
+              <w:rPr>
+                <w:rFonts w:ascii="Calibri" w:hAnsi="Calibri" w:cs="Calibri"/>
+              </w:rPr>
+              <w:t>Dependencias necesarias para ejecutar la aplicación.</w:t>
+            </w:r>
+          </w:p>
+        </w:tc>
+      </w:tr>
+      <w:tr>
+        <w:trPr>
+          <w:tblCellSpacing w:w="15" w:type="dxa"/>
+        </w:trPr>
+        <w:tc>
+          <w:tcPr>
+            <w:tcW w:w="2365" w:type="dxa"/>
+            <w:vAlign w:val="center"/>
+            <w:hideMark/>
+          </w:tcPr>
+          <w:p>
+            <w:pPr>
+              <w:spacing w:after="0"/>
+              <w:rPr>
+                <w:rFonts w:ascii="Calibri" w:hAnsi="Calibri" w:cs="Calibri"/>
+              </w:rPr>
+            </w:pPr>
+            <w:r>
+              <w:rPr>
+                <w:rFonts w:ascii="Calibri" w:hAnsi="Calibri" w:cs="Calibri"/>
+              </w:rPr>
+              <w:t>README.md</w:t>
+            </w:r>
+          </w:p>
+        </w:tc>
+        <w:tc>
+          <w:tcPr>
+            <w:tcW w:w="6905" w:type="dxa"/>
+            <w:vAlign w:val="center"/>
+            <w:hideMark/>
+          </w:tcPr>
+          <w:p>
+            <w:pPr>
+              <w:spacing w:after="0"/>
+              <w:rPr>
+                <w:rFonts w:ascii="Calibri" w:hAnsi="Calibri" w:cs="Calibri"/>
+              </w:rPr>
+            </w:pPr>
+            <w:r>
+              <w:rPr>
+                <w:rFonts w:ascii="Calibri" w:hAnsi="Calibri" w:cs="Calibri"/>
+              </w:rPr>
+              <w:t>Documentación técnica del proyecto y guía de instalación.</w:t>
+            </w:r>
+          </w:p>
+        </w:tc>
+      </w:tr>
+    </w:tbl>
+    <w:p>
+      <w:pPr>
+        <w:spacing w:after="0"/>
+        <w:rPr>
+          <w:rFonts w:ascii="Calibri" w:hAnsi="Calibri" w:cs="Calibri"/>
+          <w:b/>
+          <w:bCs/>
+        </w:rPr>
+      </w:pPr>
+      <w:r>
+        <w:rPr>
+          <w:rFonts w:ascii="Calibri" w:hAnsi="Calibri" w:cs="Calibri"/>
+          <w:b/>
+          <w:bCs/>
+        </w:rPr>
+        <w:lastRenderedPageBreak/>
+        <w:t xml:space="preserve">8.2 Beneficios de la Estrategia </w:t>
+      </w:r>
+      <w:proofErr w:type="spellStart"/>
+      <w:r>
+        <w:rPr>
+          <w:rFonts w:ascii="Calibri" w:hAnsi="Calibri" w:cs="Calibri"/>
+          <w:b/>
+          <w:bCs/>
+        </w:rPr>
+        <w:t>GitOps</w:t>
+      </w:r>
+      <w:proofErr w:type="spellEnd"/>
+    </w:p>
+    <w:p>
+      <w:pPr>
+        <w:spacing w:after="0"/>
+        <w:rPr>
+          <w:rFonts w:ascii="Calibri" w:hAnsi="Calibri" w:cs="Calibri"/>
+          <w:b/>
+          <w:bCs/>
+        </w:rPr>
+      </w:pPr>
+    </w:p>
+    <w:p>
+      <w:pPr>
+        <w:spacing w:after="0"/>
+        <w:rPr>
+          <w:rFonts w:ascii="Calibri" w:hAnsi="Calibri" w:cs="Calibri"/>
+        </w:rPr>
+      </w:pPr>
+      <w:r>
+        <w:rPr>
+          <w:rFonts w:ascii="Calibri" w:hAnsi="Calibri" w:cs="Calibri"/>
+        </w:rPr>
+        <w:t xml:space="preserve">La implementación de </w:t>
+      </w:r>
+      <w:proofErr w:type="spellStart"/>
+      <w:r>
+        <w:rPr>
+          <w:rFonts w:ascii="Calibri" w:hAnsi="Calibri" w:cs="Calibri"/>
+        </w:rPr>
+        <w:t>GitOps</w:t>
+      </w:r>
+      <w:proofErr w:type="spellEnd"/>
+      <w:r>
+        <w:rPr>
+          <w:rFonts w:ascii="Calibri" w:hAnsi="Calibri" w:cs="Calibri"/>
+        </w:rPr>
+        <w:t xml:space="preserve"> aporta diversas ventajas durante el desarrollo y operación de soluciones de Inteligencia Artificial:</w:t>
+      </w:r>
+    </w:p>
+    <w:p>
+      <w:pPr>
+        <w:numPr>
+          <w:ilvl w:val="0"/>
+          <w:numId w:val="3"/>
+        </w:numPr>
+        <w:spacing w:after="0"/>
+        <w:rPr>
+          <w:rFonts w:ascii="Calibri" w:hAnsi="Calibri" w:cs="Calibri"/>
+        </w:rPr>
+      </w:pPr>
+      <w:r>
+        <w:rPr>
+          <w:rFonts w:ascii="Calibri" w:hAnsi="Calibri" w:cs="Calibri"/>
+        </w:rPr>
+        <w:t xml:space="preserve">Mantiene un historial completo de modificaciones realizadas al proyecto. </w:t>
+      </w:r>
+    </w:p>
+    <w:p>
+      <w:pPr>
+        <w:numPr>
+          <w:ilvl w:val="0"/>
+          <w:numId w:val="3"/>
+        </w:numPr>
+        <w:spacing w:after="0"/>
+        <w:rPr>
+          <w:rFonts w:ascii="Calibri" w:hAnsi="Calibri" w:cs="Calibri"/>
+        </w:rPr>
+      </w:pPr>
+      <w:r>
+        <w:rPr>
+          <w:rFonts w:ascii="Calibri" w:hAnsi="Calibri" w:cs="Calibri"/>
+        </w:rPr>
+        <w:t xml:space="preserve">Facilita el trabajo colaborativo mediante un repositorio centralizado. </w:t>
+      </w:r>
+    </w:p>
+    <w:p>
+      <w:pPr>
+        <w:numPr>
+          <w:ilvl w:val="0"/>
+          <w:numId w:val="3"/>
+        </w:numPr>
+        <w:spacing w:after="0"/>
+        <w:rPr>
+          <w:rFonts w:ascii="Calibri" w:hAnsi="Calibri" w:cs="Calibri"/>
+        </w:rPr>
+      </w:pPr>
+      <w:r>
+        <w:rPr>
+          <w:rFonts w:ascii="Calibri" w:hAnsi="Calibri" w:cs="Calibri"/>
+        </w:rPr>
+        <w:t xml:space="preserve">Garantiza la trazabilidad de cada cambio realizado en el código fuente. </w:t>
+      </w:r>
+    </w:p>
+    <w:p>
+      <w:pPr>
+        <w:numPr>
+          <w:ilvl w:val="0"/>
+          <w:numId w:val="3"/>
+        </w:numPr>
+        <w:spacing w:after="0"/>
+        <w:rPr>
+          <w:rFonts w:ascii="Calibri" w:hAnsi="Calibri" w:cs="Calibri"/>
+        </w:rPr>
+      </w:pPr>
+      <w:r>
+        <w:rPr>
+          <w:rFonts w:ascii="Calibri" w:hAnsi="Calibri" w:cs="Calibri"/>
+        </w:rPr>
+        <w:t xml:space="preserve">Permite automatizar procesos de validación mediante GitHub </w:t>
+      </w:r>
+      <w:proofErr w:type="spellStart"/>
+      <w:r>
+        <w:rPr>
+          <w:rFonts w:ascii="Calibri" w:hAnsi="Calibri" w:cs="Calibri"/>
+        </w:rPr>
+        <w:t>Actions</w:t>
+      </w:r>
+      <w:proofErr w:type="spellEnd"/>
+      <w:r>
+        <w:rPr>
+          <w:rFonts w:ascii="Calibri" w:hAnsi="Calibri" w:cs="Calibri"/>
+        </w:rPr>
+        <w:t xml:space="preserve">. </w:t>
+      </w:r>
+    </w:p>
+    <w:p>
+      <w:pPr>
+        <w:numPr>
+          <w:ilvl w:val="0"/>
+          <w:numId w:val="3"/>
+        </w:numPr>
+        <w:spacing w:after="0"/>
+        <w:rPr>
+          <w:rFonts w:ascii="Calibri" w:hAnsi="Calibri" w:cs="Calibri"/>
+        </w:rPr>
+      </w:pPr>
+      <w:r>
+        <w:rPr>
+          <w:rFonts w:ascii="Calibri" w:hAnsi="Calibri" w:cs="Calibri"/>
+        </w:rPr>
+        <w:t xml:space="preserve">Favorece la reproducibilidad del entorno de desarrollo. </w:t>
+      </w:r>
+    </w:p>
+    <w:p>
+      <w:pPr>
+        <w:numPr>
+          <w:ilvl w:val="0"/>
+          <w:numId w:val="3"/>
+        </w:numPr>
+        <w:spacing w:after="0"/>
+        <w:rPr>
+          <w:rFonts w:ascii="Calibri" w:hAnsi="Calibri" w:cs="Calibri"/>
+        </w:rPr>
+      </w:pPr>
+      <w:r>
+        <w:rPr>
+          <w:rFonts w:ascii="Calibri" w:hAnsi="Calibri" w:cs="Calibri"/>
+        </w:rPr>
+        <w:t xml:space="preserve">Reduce errores asociados a cambios manuales. </w:t>
+      </w:r>
+    </w:p>
+    <w:p>
+      <w:pPr>
+        <w:numPr>
+          <w:ilvl w:val="0"/>
+          <w:numId w:val="3"/>
+        </w:numPr>
+        <w:spacing w:after="0"/>
+        <w:rPr>
+          <w:rFonts w:ascii="Calibri" w:hAnsi="Calibri" w:cs="Calibri"/>
+        </w:rPr>
+      </w:pPr>
+      <w:r>
+        <w:rPr>
+          <w:rFonts w:ascii="Calibri" w:hAnsi="Calibri" w:cs="Calibri"/>
+        </w:rPr>
+        <w:t xml:space="preserve">Incrementa la confiabilidad del proceso de integración continua. </w:t>
+      </w:r>
+    </w:p>
+    <w:p>
+      <w:pPr>
+        <w:spacing w:after="0"/>
+        <w:rPr>
+          <w:rFonts w:ascii="Calibri" w:hAnsi="Calibri" w:cs="Calibri"/>
+        </w:rPr>
+      </w:pPr>
+      <w:r>
+        <w:rPr>
+          <w:rFonts w:ascii="Calibri" w:hAnsi="Calibri" w:cs="Calibri"/>
+        </w:rPr>
+        <w:t xml:space="preserve">Estas prácticas fortalecen la gobernanza del proyecto y facilitan la administración del ciclo de vida del modelo, alineándose con los principios fundamentales de </w:t>
+      </w:r>
+      <w:proofErr w:type="spellStart"/>
+      <w:r>
+        <w:rPr>
+          <w:rFonts w:ascii="Calibri" w:hAnsi="Calibri" w:cs="Calibri"/>
+        </w:rPr>
+        <w:t>MLOps</w:t>
+      </w:r>
+      <w:proofErr w:type="spellEnd"/>
+      <w:r>
+        <w:rPr>
+          <w:rFonts w:ascii="Calibri" w:hAnsi="Calibri" w:cs="Calibri"/>
+        </w:rPr>
+        <w:t>, donde la automatización, la trazabilidad y la reproducibilidad constituyen elementos esenciales para el desarrollo de soluciones confiables de Inteligencia Artificial.</w:t>
+      </w:r>
+    </w:p>
+    <w:p>
+      <w:pPr>
+        <w:spacing w:after="0"/>
+        <w:rPr>
+          <w:rFonts w:ascii="Calibri" w:hAnsi="Calibri" w:cs="Calibri"/>
+          <w:b/>
+          <w:bCs/>
+        </w:rPr>
+      </w:pPr>
+    </w:p>
+    <w:p>
+      <w:pPr>
+        <w:spacing w:after="0"/>
+        <w:rPr>
+          <w:rFonts w:ascii="Calibri" w:hAnsi="Calibri" w:cs="Calibri"/>
+          <w:b/>
+          <w:bCs/>
+        </w:rPr>
+      </w:pPr>
+    </w:p>
+    <w:p>
+      <w:pPr>
+        <w:spacing w:after="0"/>
+        <w:rPr>
+          <w:rFonts w:ascii="Calibri" w:hAnsi="Calibri" w:cs="Calibri"/>
+          <w:b/>
+          <w:bCs/>
+        </w:rPr>
+      </w:pPr>
+      <w:r>
+        <w:rPr>
+          <w:rFonts w:ascii="Calibri" w:hAnsi="Calibri" w:cs="Calibri"/>
+          <w:b/>
+          <w:bCs/>
+        </w:rPr>
+        <w:t>8.3 Evidencia de Implementación</w:t>
+      </w:r>
+    </w:p>
+    <w:p>
+      <w:pPr>
+        <w:spacing w:after="0"/>
+        <w:rPr>
+          <w:rFonts w:ascii="Calibri" w:hAnsi="Calibri" w:cs="Calibri"/>
+          <w:b/>
+          <w:bCs/>
+        </w:rPr>
+      </w:pPr>
+    </w:p>
+    <w:p>
+      <w:pPr>
+        <w:spacing w:after="0"/>
+        <w:rPr>
+          <w:rFonts w:ascii="Calibri" w:hAnsi="Calibri" w:cs="Calibri"/>
+        </w:rPr>
+      </w:pPr>
+      <w:r>
+        <w:rPr>
+          <w:rFonts w:ascii="Calibri" w:hAnsi="Calibri" w:cs="Calibri"/>
+        </w:rPr>
+        <w:t xml:space="preserve">Como evidencia de la implementación de la estrategia </w:t>
+      </w:r>
+      <w:proofErr w:type="spellStart"/>
+      <w:r>
+        <w:rPr>
+          <w:rFonts w:ascii="Calibri" w:hAnsi="Calibri" w:cs="Calibri"/>
+        </w:rPr>
+        <w:t>GitOps</w:t>
+      </w:r>
+      <w:proofErr w:type="spellEnd"/>
+      <w:r>
+        <w:rPr>
+          <w:rFonts w:ascii="Calibri" w:hAnsi="Calibri" w:cs="Calibri"/>
+        </w:rPr>
+        <w:t xml:space="preserve">, el proyecto fue gestionado mediante un repositorio en GitHub, incorporando control de versiones, organización modular del código y un pipeline automatizado de Integración Continua. La Figura X muestra la estructura del proyecto dentro de Visual Studio </w:t>
+      </w:r>
+      <w:proofErr w:type="spellStart"/>
+      <w:r>
+        <w:rPr>
+          <w:rFonts w:ascii="Calibri" w:hAnsi="Calibri" w:cs="Calibri"/>
+        </w:rPr>
+        <w:t>Code</w:t>
+      </w:r>
+      <w:proofErr w:type="spellEnd"/>
+      <w:r>
+        <w:rPr>
+          <w:rFonts w:ascii="Calibri" w:hAnsi="Calibri" w:cs="Calibri"/>
+        </w:rPr>
+        <w:t xml:space="preserve">, donde se observan los principales directorios utilizados para el desarrollo, así como la </w:t>
+      </w:r>
+      <w:proofErr w:type="gramStart"/>
+      <w:r>
+        <w:rPr>
+          <w:rFonts w:ascii="Calibri" w:hAnsi="Calibri" w:cs="Calibri"/>
+        </w:rPr>
+        <w:t>carpeta .</w:t>
+      </w:r>
+      <w:proofErr w:type="spellStart"/>
+      <w:r>
+        <w:rPr>
+          <w:rFonts w:ascii="Calibri" w:hAnsi="Calibri" w:cs="Calibri"/>
+        </w:rPr>
+        <w:t>github</w:t>
+      </w:r>
+      <w:proofErr w:type="spellEnd"/>
+      <w:proofErr w:type="gramEnd"/>
+      <w:r>
+        <w:rPr>
+          <w:rFonts w:ascii="Calibri" w:hAnsi="Calibri" w:cs="Calibri"/>
+        </w:rPr>
+        <w:t>/</w:t>
+      </w:r>
+      <w:proofErr w:type="spellStart"/>
+      <w:r>
+        <w:rPr>
+          <w:rFonts w:ascii="Calibri" w:hAnsi="Calibri" w:cs="Calibri"/>
+        </w:rPr>
+        <w:t>workflows</w:t>
+      </w:r>
+      <w:proofErr w:type="spellEnd"/>
+      <w:r>
+        <w:rPr>
+          <w:rFonts w:ascii="Calibri" w:hAnsi="Calibri" w:cs="Calibri"/>
+        </w:rPr>
+        <w:t>, encargada de almacenar la configuración del pipeline automatizado.</w:t>
+      </w:r>
+    </w:p>
+    <w:p>
+      <w:pPr>
+        <w:spacing w:after="0"/>
+        <w:rPr>
+          <w:rFonts w:ascii="Calibri" w:hAnsi="Calibri" w:cs="Calibri"/>
+          <w:b/>
+          <w:bCs/>
+        </w:rPr>
+      </w:pPr>
+    </w:p>
+    <w:p>
+      <w:pPr>
+        <w:spacing w:after="0"/>
+        <w:rPr>
+          <w:rFonts w:ascii="Calibri" w:hAnsi="Calibri" w:cs="Calibri"/>
+          <w:b/>
+          <w:bCs/>
+        </w:rPr>
+      </w:pPr>
+      <w:r>
+        <w:rPr>
+          <w:rFonts w:ascii="Calibri" w:hAnsi="Calibri" w:cs="Calibri"/>
+          <w:b/>
+          <w:bCs/>
+        </w:rPr>
+        <w:drawing>
+          <wp:inline distT="0" distB="0" distL="0" distR="0" wp14:anchorId="4D05EC1E" wp14:editId="033514BD">
+            <wp:extent cx="2194560" cy="3009516"/>
+            <wp:effectExtent l="0" t="0" r="0" b="635"/>
+            <wp:docPr id="9" name="Imagen 9"/>
+            <wp:cNvGraphicFramePr>
+              <a:graphicFrameLocks xmlns:a="http://schemas.openxmlformats.org/drawingml/2006/main" noChangeAspect="1"/>
+            </wp:cNvGraphicFramePr>
+            <a:graphic xmlns:a="http://schemas.openxmlformats.org/drawingml/2006/main">
+              <a:graphicData uri="http://schemas.openxmlformats.org/drawingml/2006/picture">
+                <pic:pic xmlns:pic="http://schemas.openxmlformats.org/drawingml/2006/picture">
+                  <pic:nvPicPr>
+                    <pic:cNvPr id="1" name=""/>
+                    <pic:cNvPicPr/>
+                  </pic:nvPicPr>
+                  <pic:blipFill>
+                    <a:blip r:embed="rId12"/>
+                    <a:stretch>
+                      <a:fillRect/>
+                    </a:stretch>
+                  </pic:blipFill>
+                  <pic:spPr>
+                    <a:xfrm>
+                      <a:off x="0" y="0"/>
+                      <a:ext cx="2210907" cy="3031934"/>
+                    </a:xfrm>
+                    <a:prstGeom prst="rect">
+                      <a:avLst/>
+                    </a:prstGeom>
+                  </pic:spPr>
+                </pic:pic>
+              </a:graphicData>
+            </a:graphic>
+          </wp:inline>
+        </w:drawing>
+      </w:r>
+    </w:p>
+    <w:p>
+      <w:pPr>
+        <w:spacing w:after="0"/>
+        <w:rPr>
+          <w:rFonts w:ascii="Calibri" w:hAnsi="Calibri" w:cs="Calibri"/>
+          <w:b/>
+          <w:bCs/>
+        </w:rPr>
+      </w:pPr>
+    </w:p>
+    <w:p>
+      <w:pPr>
+        <w:spacing w:after="0"/>
+        <w:rPr>
+          <w:rFonts w:ascii="Calibri" w:hAnsi="Calibri" w:cs="Calibri"/>
+        </w:rPr>
+      </w:pPr>
+      <w:r>
+        <w:rPr>
+          <w:rFonts w:ascii="Calibri" w:hAnsi="Calibri" w:cs="Calibri"/>
+        </w:rPr>
+        <w:t xml:space="preserve">Figura </w:t>
+      </w:r>
+      <w:r>
+        <w:rPr>
+          <w:rFonts w:ascii="Calibri" w:hAnsi="Calibri" w:cs="Calibri"/>
+        </w:rPr>
+        <w:t>4</w:t>
+      </w:r>
+      <w:r>
+        <w:rPr>
+          <w:rFonts w:ascii="Calibri" w:hAnsi="Calibri" w:cs="Calibri"/>
+        </w:rPr>
+        <w:t xml:space="preserve">. Estructura del proyecto en Visual Studio </w:t>
+      </w:r>
+      <w:proofErr w:type="spellStart"/>
+      <w:r>
+        <w:rPr>
+          <w:rFonts w:ascii="Calibri" w:hAnsi="Calibri" w:cs="Calibri"/>
+        </w:rPr>
+        <w:t>Code</w:t>
+      </w:r>
+      <w:proofErr w:type="spellEnd"/>
+      <w:r>
+        <w:rPr>
+          <w:rFonts w:ascii="Calibri" w:hAnsi="Calibri" w:cs="Calibri"/>
+        </w:rPr>
+        <w:t xml:space="preserve"> con organización modular y configuración de GitHub </w:t>
+      </w:r>
+      <w:proofErr w:type="spellStart"/>
+      <w:r>
+        <w:rPr>
+          <w:rFonts w:ascii="Calibri" w:hAnsi="Calibri" w:cs="Calibri"/>
+        </w:rPr>
+        <w:t>Actions</w:t>
+      </w:r>
+      <w:proofErr w:type="spellEnd"/>
+      <w:r>
+        <w:rPr>
+          <w:rFonts w:ascii="Calibri" w:hAnsi="Calibri" w:cs="Calibri"/>
+        </w:rPr>
+        <w:t>.</w:t>
+      </w:r>
+    </w:p>
+    <w:p>
+      <w:pPr>
+        <w:spacing w:after="0"/>
+        <w:rPr>
+          <w:rFonts w:ascii="Calibri" w:hAnsi="Calibri" w:cs="Calibri"/>
+          <w:b/>
+          <w:bCs/>
+        </w:rPr>
+      </w:pPr>
+      <w:r>
+        <w:rPr>
+          <w:rFonts w:ascii="Calibri" w:hAnsi="Calibri" w:cs="Calibri"/>
+          <w:b/>
+          <w:bCs/>
+        </w:rPr>
+        <w:lastRenderedPageBreak/>
+        <w:t>9. Operación Continua de la Plataforma</w:t>
+      </w:r>
+    </w:p>
+    <w:p>
+      <w:pPr>
+        <w:spacing w:after="0"/>
+        <w:rPr>
+          <w:rFonts w:ascii="Calibri" w:hAnsi="Calibri" w:cs="Calibri"/>
+          <w:b/>
+          <w:bCs/>
+        </w:rPr>
+      </w:pPr>
+    </w:p>
+    <w:p>
+      <w:pPr>
+        <w:spacing w:after="0"/>
+        <w:rPr>
+          <w:rFonts w:ascii="Calibri" w:hAnsi="Calibri" w:cs="Calibri"/>
+        </w:rPr>
+      </w:pPr>
+      <w:r>
+        <w:rPr>
+          <w:rFonts w:ascii="Calibri" w:hAnsi="Calibri" w:cs="Calibri"/>
+        </w:rPr>
+        <w:t xml:space="preserve">La operación de la plataforma desarrollada contempla un flujo continuo de supervisión, validación y mantenimiento del modelo de Machine </w:t>
+      </w:r>
+      <w:proofErr w:type="spellStart"/>
+      <w:r>
+        <w:rPr>
+          <w:rFonts w:ascii="Calibri" w:hAnsi="Calibri" w:cs="Calibri"/>
+        </w:rPr>
+        <w:t>Learning</w:t>
+      </w:r>
+      <w:proofErr w:type="spellEnd"/>
+      <w:r>
+        <w:rPr>
+          <w:rFonts w:ascii="Calibri" w:hAnsi="Calibri" w:cs="Calibri"/>
+        </w:rPr>
+        <w:t xml:space="preserve">, siguiendo principios de </w:t>
+      </w:r>
+      <w:proofErr w:type="spellStart"/>
+      <w:r>
+        <w:rPr>
+          <w:rFonts w:ascii="Calibri" w:hAnsi="Calibri" w:cs="Calibri"/>
+        </w:rPr>
+        <w:t>observabilidad</w:t>
+      </w:r>
+      <w:proofErr w:type="spellEnd"/>
+      <w:r>
+        <w:rPr>
+          <w:rFonts w:ascii="Calibri" w:hAnsi="Calibri" w:cs="Calibri"/>
+        </w:rPr>
+        <w:t xml:space="preserve"> y prácticas de </w:t>
+      </w:r>
+      <w:proofErr w:type="spellStart"/>
+      <w:r>
+        <w:rPr>
+          <w:rFonts w:ascii="Calibri" w:hAnsi="Calibri" w:cs="Calibri"/>
+        </w:rPr>
+        <w:t>MLOps</w:t>
+      </w:r>
+      <w:proofErr w:type="spellEnd"/>
+      <w:r>
+        <w:rPr>
+          <w:rFonts w:ascii="Calibri" w:hAnsi="Calibri" w:cs="Calibri"/>
+        </w:rPr>
+        <w:t>. El objetivo principal consiste en garantizar que el modelo opere de manera confiable después de su entrenamiento, permitiendo detectar oportunamente cualquier degradación en su desempeño o cambios en la distribución de los datos.</w:t>
+      </w:r>
+    </w:p>
+    <w:p>
+      <w:pPr>
+        <w:spacing w:after="0"/>
+        <w:rPr>
+          <w:rFonts w:ascii="Calibri" w:hAnsi="Calibri" w:cs="Calibri"/>
+        </w:rPr>
+      </w:pPr>
+      <w:r>
+        <w:rPr>
+          <w:rFonts w:ascii="Calibri" w:hAnsi="Calibri" w:cs="Calibri"/>
+        </w:rPr>
+        <w:t xml:space="preserve">La operación inicia con la ejecución del sistema de monitoreo implementado en main.py, el cual evalúa las métricas de desempeño del modelo, registra la información relevante mediante </w:t>
+      </w:r>
+      <w:proofErr w:type="spellStart"/>
+      <w:r>
+        <w:rPr>
+          <w:rFonts w:ascii="Calibri" w:hAnsi="Calibri" w:cs="Calibri"/>
+        </w:rPr>
+        <w:t>MLflow</w:t>
+      </w:r>
+      <w:proofErr w:type="spellEnd"/>
+      <w:r>
+        <w:rPr>
+          <w:rFonts w:ascii="Calibri" w:hAnsi="Calibri" w:cs="Calibri"/>
+        </w:rPr>
+        <w:t xml:space="preserve">, ejecuta el detector de Data </w:t>
+      </w:r>
+      <w:proofErr w:type="spellStart"/>
+      <w:r>
+        <w:rPr>
+          <w:rFonts w:ascii="Calibri" w:hAnsi="Calibri" w:cs="Calibri"/>
+        </w:rPr>
+        <w:t>Drift</w:t>
+      </w:r>
+      <w:proofErr w:type="spellEnd"/>
+      <w:r>
+        <w:rPr>
+          <w:rFonts w:ascii="Calibri" w:hAnsi="Calibri" w:cs="Calibri"/>
+        </w:rPr>
+        <w:t xml:space="preserve"> y genera alertas cuando alguna condición supera los umbrales establecidos. Como complemento, el sistema consulta los </w:t>
+      </w:r>
+      <w:proofErr w:type="spellStart"/>
+      <w:r>
+        <w:rPr>
+          <w:rFonts w:ascii="Calibri" w:hAnsi="Calibri" w:cs="Calibri"/>
+        </w:rPr>
+        <w:t>Runbooks</w:t>
+      </w:r>
+      <w:proofErr w:type="spellEnd"/>
+      <w:r>
+        <w:rPr>
+          <w:rFonts w:ascii="Calibri" w:hAnsi="Calibri" w:cs="Calibri"/>
+        </w:rPr>
+        <w:t xml:space="preserve"> definidos para proporcionar recomendaciones de respuesta ante posibles incidentes.</w:t>
+      </w:r>
+    </w:p>
+    <w:p>
+      <w:pPr>
+        <w:spacing w:after="0"/>
+        <w:rPr>
+          <w:rFonts w:ascii="Calibri" w:hAnsi="Calibri" w:cs="Calibri"/>
+        </w:rPr>
+      </w:pPr>
+      <w:r>
+        <w:rPr>
+          <w:rFonts w:ascii="Calibri" w:hAnsi="Calibri" w:cs="Calibri"/>
+        </w:rPr>
+        <w:t xml:space="preserve">De forma paralela, el </w:t>
+      </w:r>
+      <w:proofErr w:type="spellStart"/>
+      <w:r>
+        <w:rPr>
+          <w:rFonts w:ascii="Calibri" w:hAnsi="Calibri" w:cs="Calibri"/>
+        </w:rPr>
+        <w:t>Dashboard</w:t>
+      </w:r>
+      <w:proofErr w:type="spellEnd"/>
+      <w:r>
+        <w:rPr>
+          <w:rFonts w:ascii="Calibri" w:hAnsi="Calibri" w:cs="Calibri"/>
+        </w:rPr>
+        <w:t xml:space="preserve"> desarrollado con </w:t>
+      </w:r>
+      <w:proofErr w:type="spellStart"/>
+      <w:r>
+        <w:rPr>
+          <w:rFonts w:ascii="Calibri" w:hAnsi="Calibri" w:cs="Calibri"/>
+        </w:rPr>
+        <w:t>Streamlit</w:t>
+      </w:r>
+      <w:proofErr w:type="spellEnd"/>
+      <w:r>
+        <w:rPr>
+          <w:rFonts w:ascii="Calibri" w:hAnsi="Calibri" w:cs="Calibri"/>
+        </w:rPr>
+        <w:t xml:space="preserve"> permite visualizar el comportamiento del sistema en tiempo real y simular distintos escenarios de variación en los datos de entrada, facilitando la interpretación de resultados y el análisis del comportamiento del detector de Data </w:t>
+      </w:r>
+      <w:proofErr w:type="spellStart"/>
+      <w:r>
+        <w:rPr>
+          <w:rFonts w:ascii="Calibri" w:hAnsi="Calibri" w:cs="Calibri"/>
+        </w:rPr>
+        <w:t>Drift</w:t>
+      </w:r>
+      <w:proofErr w:type="spellEnd"/>
+      <w:r>
+        <w:rPr>
+          <w:rFonts w:ascii="Calibri" w:hAnsi="Calibri" w:cs="Calibri"/>
+        </w:rPr>
+        <w:t>.</w:t>
+      </w:r>
+    </w:p>
+    <w:p>
+      <w:pPr>
+        <w:spacing w:after="0"/>
+        <w:rPr>
+          <w:rFonts w:ascii="Calibri" w:hAnsi="Calibri" w:cs="Calibri"/>
+        </w:rPr>
+      </w:pPr>
+      <w:r>
+        <w:rPr>
+          <w:rFonts w:ascii="Calibri" w:hAnsi="Calibri" w:cs="Calibri"/>
+        </w:rPr>
+        <w:t xml:space="preserve">La incorporación del Pipeline Automatizado mediante GitHub </w:t>
+      </w:r>
+      <w:proofErr w:type="spellStart"/>
+      <w:r>
+        <w:rPr>
+          <w:rFonts w:ascii="Calibri" w:hAnsi="Calibri" w:cs="Calibri"/>
+        </w:rPr>
+        <w:t>Actions</w:t>
+      </w:r>
+      <w:proofErr w:type="spellEnd"/>
+      <w:r>
+        <w:rPr>
+          <w:rFonts w:ascii="Calibri" w:hAnsi="Calibri" w:cs="Calibri"/>
+        </w:rPr>
+        <w:t xml:space="preserve"> fortalece el proceso operativo al validar automáticamente el proyecto cada vez que se incorpora una nueva versión del código al repositorio. De esta forma, se garantiza que cualquier actualización sea verificada antes de formar parte de una versión estable del sistema.</w:t>
+      </w:r>
+    </w:p>
+    <w:p>
+      <w:pPr>
+        <w:spacing w:after="0"/>
+        <w:rPr>
+          <w:rFonts w:ascii="Calibri" w:hAnsi="Calibri" w:cs="Calibri"/>
+        </w:rPr>
+      </w:pPr>
+    </w:p>
+    <w:p>
+      <w:pPr>
+        <w:spacing w:after="0"/>
+        <w:rPr>
+          <w:rFonts w:ascii="Calibri" w:hAnsi="Calibri" w:cs="Calibri"/>
+          <w:b/>
+          <w:bCs/>
+        </w:rPr>
+      </w:pPr>
+      <w:r>
+        <w:rPr>
+          <w:rFonts w:ascii="Calibri" w:hAnsi="Calibri" w:cs="Calibri"/>
+          <w:b/>
+          <w:bCs/>
+        </w:rPr>
+        <w:t>9.1 Flujo Operativo</w:t>
+      </w:r>
+    </w:p>
+    <w:p>
+      <w:pPr>
+        <w:spacing w:after="0"/>
+        <w:rPr>
+          <w:rFonts w:ascii="Calibri" w:hAnsi="Calibri" w:cs="Calibri"/>
+          <w:b/>
+          <w:bCs/>
+        </w:rPr>
+      </w:pPr>
+    </w:p>
+    <w:p>
+      <w:pPr>
+        <w:spacing w:after="0"/>
+        <w:rPr>
+          <w:rFonts w:ascii="Calibri" w:hAnsi="Calibri" w:cs="Calibri"/>
+        </w:rPr>
+      </w:pPr>
+      <w:r>
+        <w:rPr>
+          <w:rFonts w:ascii="Calibri" w:hAnsi="Calibri" w:cs="Calibri"/>
+        </w:rPr>
+        <w:t>El funcionamiento general de la plataforma puede resumirse mediante el siguiente flujo operativo:</w:t>
+      </w:r>
+    </w:p>
+    <w:p>
+      <w:pPr>
+        <w:spacing w:after="0"/>
+        <w:rPr>
+          <w:rFonts w:ascii="Calibri" w:hAnsi="Calibri" w:cs="Calibri"/>
+        </w:rPr>
+      </w:pPr>
+    </w:p>
+    <w:p>
+      <w:pPr>
+        <w:spacing w:after="0"/>
+        <w:jc w:val="center"/>
+        <w:rPr>
+          <w:rFonts w:ascii="Calibri" w:hAnsi="Calibri" w:cs="Calibri"/>
+        </w:rPr>
+      </w:pPr>
+      <w:r>
+        <w:rPr>
+          <w:rFonts w:ascii="Calibri" w:hAnsi="Calibri" w:cs="Calibri"/>
+        </w:rPr>
+        <w:drawing>
+          <wp:inline distT="0" distB="0" distL="0" distR="0" wp14:anchorId="7C971755" wp14:editId="1C69F112">
+            <wp:extent cx="1099573" cy="3421380"/>
+            <wp:effectExtent l="0" t="0" r="5715" b="7620"/>
+            <wp:docPr id="10" name="Imagen 10"/>
+            <wp:cNvGraphicFramePr>
+              <a:graphicFrameLocks xmlns:a="http://schemas.openxmlformats.org/drawingml/2006/main" noChangeAspect="1"/>
+            </wp:cNvGraphicFramePr>
+            <a:graphic xmlns:a="http://schemas.openxmlformats.org/drawingml/2006/main">
+              <a:graphicData uri="http://schemas.openxmlformats.org/drawingml/2006/picture">
+                <pic:pic xmlns:pic="http://schemas.openxmlformats.org/drawingml/2006/picture">
+                  <pic:nvPicPr>
+                    <pic:cNvPr id="1" name=""/>
+                    <pic:cNvPicPr/>
+                  </pic:nvPicPr>
+                  <pic:blipFill>
+                    <a:blip r:embed="rId13"/>
+                    <a:stretch>
+                      <a:fillRect/>
+                    </a:stretch>
+                  </pic:blipFill>
+                  <pic:spPr>
+                    <a:xfrm>
+                      <a:off x="0" y="0"/>
+                      <a:ext cx="1101517" cy="3427428"/>
+                    </a:xfrm>
+                    <a:prstGeom prst="rect">
+                      <a:avLst/>
+                    </a:prstGeom>
+                  </pic:spPr>
+                </pic:pic>
+              </a:graphicData>
+            </a:graphic>
+          </wp:inline>
+        </w:drawing>
+      </w:r>
+    </w:p>
+    <w:p>
+      <w:pPr>
+        <w:spacing w:after="0"/>
+        <w:rPr>
+          <w:rFonts w:ascii="Calibri" w:hAnsi="Calibri" w:cs="Calibri"/>
+        </w:rPr>
+      </w:pPr>
+      <w:r>
+        <w:rPr>
+          <w:rFonts w:ascii="Calibri" w:hAnsi="Calibri" w:cs="Calibri"/>
+        </w:rPr>
+        <w:t xml:space="preserve">Figura </w:t>
+      </w:r>
+      <w:r>
+        <w:rPr>
+          <w:rFonts w:ascii="Calibri" w:hAnsi="Calibri" w:cs="Calibri"/>
+        </w:rPr>
+        <w:t>5</w:t>
+      </w:r>
+      <w:r>
+        <w:rPr>
+          <w:rFonts w:ascii="Calibri" w:hAnsi="Calibri" w:cs="Calibri"/>
+        </w:rPr>
+        <w:t xml:space="preserve">. Flujo operativo de la plataforma </w:t>
+      </w:r>
+      <w:proofErr w:type="spellStart"/>
+      <w:r>
+        <w:rPr>
+          <w:rFonts w:ascii="Calibri" w:hAnsi="Calibri" w:cs="Calibri"/>
+        </w:rPr>
+        <w:t>MLOps</w:t>
+      </w:r>
+      <w:proofErr w:type="spellEnd"/>
+      <w:r>
+        <w:rPr>
+          <w:rFonts w:ascii="Calibri" w:hAnsi="Calibri" w:cs="Calibri"/>
+        </w:rPr>
+        <w:t xml:space="preserve"> desarrollada.</w:t>
+      </w:r>
+    </w:p>
+    <w:p>
+      <w:pPr>
+        <w:spacing w:after="0"/>
+        <w:rPr>
+          <w:rFonts w:ascii="Calibri" w:hAnsi="Calibri" w:cs="Calibri"/>
+          <w:b/>
+          <w:bCs/>
+        </w:rPr>
+      </w:pPr>
+    </w:p>
+    <w:p>
+      <w:pPr>
+        <w:spacing w:after="0"/>
+        <w:rPr>
+          <w:rFonts w:ascii="Calibri" w:hAnsi="Calibri" w:cs="Calibri"/>
+          <w:b/>
+          <w:bCs/>
+        </w:rPr>
+      </w:pPr>
+      <w:r>
+        <w:rPr>
+          <w:rFonts w:ascii="Calibri" w:hAnsi="Calibri" w:cs="Calibri"/>
+          <w:b/>
+          <w:bCs/>
+        </w:rPr>
+        <w:lastRenderedPageBreak/>
+        <w:t>9.2 Estrategia de Mantenimiento</w:t>
+      </w:r>
+    </w:p>
+    <w:p>
+      <w:pPr>
+        <w:spacing w:after="0"/>
+        <w:rPr>
+          <w:rFonts w:ascii="Calibri" w:hAnsi="Calibri" w:cs="Calibri"/>
+          <w:b/>
+          <w:bCs/>
+        </w:rPr>
+      </w:pPr>
+    </w:p>
+    <w:p>
+      <w:pPr>
+        <w:spacing w:after="0"/>
+        <w:rPr>
+          <w:rFonts w:ascii="Calibri" w:hAnsi="Calibri" w:cs="Calibri"/>
+        </w:rPr>
+      </w:pPr>
+      <w:r>
+        <w:rPr>
+          <w:rFonts w:ascii="Calibri" w:hAnsi="Calibri" w:cs="Calibri"/>
+        </w:rPr>
+        <w:t>Para asegurar la operación continua de la plataforma se definieron las siguientes actividades de mantenimiento:</w:t>
+      </w:r>
+    </w:p>
+    <w:p>
+      <w:pPr>
+        <w:numPr>
+          <w:ilvl w:val="0"/>
+          <w:numId w:val="4"/>
+        </w:numPr>
+        <w:spacing w:after="0"/>
+        <w:rPr>
+          <w:rFonts w:ascii="Calibri" w:hAnsi="Calibri" w:cs="Calibri"/>
+        </w:rPr>
+      </w:pPr>
+      <w:r>
+        <w:rPr>
+          <w:rFonts w:ascii="Calibri" w:hAnsi="Calibri" w:cs="Calibri"/>
+        </w:rPr>
+        <w:t xml:space="preserve">Monitorear periódicamente las métricas de desempeño del modelo. </w:t>
+      </w:r>
+    </w:p>
+    <w:p>
+      <w:pPr>
+        <w:numPr>
+          <w:ilvl w:val="0"/>
+          <w:numId w:val="4"/>
+        </w:numPr>
+        <w:spacing w:after="0"/>
+        <w:rPr>
+          <w:rFonts w:ascii="Calibri" w:hAnsi="Calibri" w:cs="Calibri"/>
+        </w:rPr>
+      </w:pPr>
+      <w:r>
+        <w:rPr>
+          <w:rFonts w:ascii="Calibri" w:hAnsi="Calibri" w:cs="Calibri"/>
+        </w:rPr>
+        <w:t xml:space="preserve">Verificar la aparición de Data </w:t>
+      </w:r>
+      <w:proofErr w:type="spellStart"/>
+      <w:r>
+        <w:rPr>
+          <w:rFonts w:ascii="Calibri" w:hAnsi="Calibri" w:cs="Calibri"/>
+        </w:rPr>
+        <w:t>Drift</w:t>
+      </w:r>
+      <w:proofErr w:type="spellEnd"/>
+      <w:r>
+        <w:rPr>
+          <w:rFonts w:ascii="Calibri" w:hAnsi="Calibri" w:cs="Calibri"/>
+        </w:rPr>
+        <w:t xml:space="preserve"> mediante la prueba </w:t>
+      </w:r>
+      <w:proofErr w:type="spellStart"/>
+      <w:r>
+        <w:rPr>
+          <w:rFonts w:ascii="Calibri" w:hAnsi="Calibri" w:cs="Calibri"/>
+        </w:rPr>
+        <w:t>Kolmogorov-Smirnov</w:t>
+      </w:r>
+      <w:proofErr w:type="spellEnd"/>
+      <w:r>
+        <w:rPr>
+          <w:rFonts w:ascii="Calibri" w:hAnsi="Calibri" w:cs="Calibri"/>
+        </w:rPr>
+        <w:t xml:space="preserve">. </w:t>
+      </w:r>
+    </w:p>
+    <w:p>
+      <w:pPr>
+        <w:numPr>
+          <w:ilvl w:val="0"/>
+          <w:numId w:val="4"/>
+        </w:numPr>
+        <w:spacing w:after="0"/>
+        <w:rPr>
+          <w:rFonts w:ascii="Calibri" w:hAnsi="Calibri" w:cs="Calibri"/>
+        </w:rPr>
+      </w:pPr>
+      <w:r>
+        <w:rPr>
+          <w:rFonts w:ascii="Calibri" w:hAnsi="Calibri" w:cs="Calibri"/>
+        </w:rPr>
+        <w:t xml:space="preserve">Analizar las alertas generadas automáticamente por el sistema. </w:t>
+      </w:r>
+    </w:p>
+    <w:p>
+      <w:pPr>
+        <w:numPr>
+          <w:ilvl w:val="0"/>
+          <w:numId w:val="4"/>
+        </w:numPr>
+        <w:spacing w:after="0"/>
+        <w:rPr>
+          <w:rFonts w:ascii="Calibri" w:hAnsi="Calibri" w:cs="Calibri"/>
+        </w:rPr>
+      </w:pPr>
+      <w:r>
+        <w:rPr>
+          <w:rFonts w:ascii="Calibri" w:hAnsi="Calibri" w:cs="Calibri"/>
+        </w:rPr>
+        <w:t xml:space="preserve">Consultar los </w:t>
+      </w:r>
+      <w:proofErr w:type="spellStart"/>
+      <w:r>
+        <w:rPr>
+          <w:rFonts w:ascii="Calibri" w:hAnsi="Calibri" w:cs="Calibri"/>
+        </w:rPr>
+        <w:t>Runbooks</w:t>
+      </w:r>
+      <w:proofErr w:type="spellEnd"/>
+      <w:r>
+        <w:rPr>
+          <w:rFonts w:ascii="Calibri" w:hAnsi="Calibri" w:cs="Calibri"/>
+        </w:rPr>
+        <w:t xml:space="preserve"> para determinar las acciones correctivas correspondientes. </w:t>
+      </w:r>
+    </w:p>
+    <w:p>
+      <w:pPr>
+        <w:numPr>
+          <w:ilvl w:val="0"/>
+          <w:numId w:val="4"/>
+        </w:numPr>
+        <w:spacing w:after="0"/>
+        <w:rPr>
+          <w:rFonts w:ascii="Calibri" w:hAnsi="Calibri" w:cs="Calibri"/>
+        </w:rPr>
+      </w:pPr>
+      <w:r>
+        <w:rPr>
+          <w:rFonts w:ascii="Calibri" w:hAnsi="Calibri" w:cs="Calibri"/>
+        </w:rPr>
+        <w:t xml:space="preserve">Registrar las ejecuciones y métricas mediante </w:t>
+      </w:r>
+      <w:proofErr w:type="spellStart"/>
+      <w:r>
+        <w:rPr>
+          <w:rFonts w:ascii="Calibri" w:hAnsi="Calibri" w:cs="Calibri"/>
+        </w:rPr>
+        <w:t>MLflow</w:t>
+      </w:r>
+      <w:proofErr w:type="spellEnd"/>
+      <w:r>
+        <w:rPr>
+          <w:rFonts w:ascii="Calibri" w:hAnsi="Calibri" w:cs="Calibri"/>
+        </w:rPr>
+        <w:t xml:space="preserve"> para mantener la trazabilidad del modelo. </w:t>
+      </w:r>
+    </w:p>
+    <w:p>
+      <w:pPr>
+        <w:numPr>
+          <w:ilvl w:val="0"/>
+          <w:numId w:val="4"/>
+        </w:numPr>
+        <w:spacing w:after="0"/>
+        <w:rPr>
+          <w:rFonts w:ascii="Calibri" w:hAnsi="Calibri" w:cs="Calibri"/>
+        </w:rPr>
+      </w:pPr>
+      <w:r>
+        <w:rPr>
+          <w:rFonts w:ascii="Calibri" w:hAnsi="Calibri" w:cs="Calibri"/>
+        </w:rPr>
+        <w:t xml:space="preserve">Actualizar el repositorio mediante Git y validar automáticamente los cambios utilizando GitHub </w:t>
+      </w:r>
+      <w:proofErr w:type="spellStart"/>
+      <w:r>
+        <w:rPr>
+          <w:rFonts w:ascii="Calibri" w:hAnsi="Calibri" w:cs="Calibri"/>
+        </w:rPr>
+        <w:t>Actions</w:t>
+      </w:r>
+      <w:proofErr w:type="spellEnd"/>
+      <w:r>
+        <w:rPr>
+          <w:rFonts w:ascii="Calibri" w:hAnsi="Calibri" w:cs="Calibri"/>
+        </w:rPr>
+        <w:t xml:space="preserve">. </w:t>
+      </w:r>
+    </w:p>
+    <w:p>
+      <w:pPr>
+        <w:numPr>
+          <w:ilvl w:val="0"/>
+          <w:numId w:val="4"/>
+        </w:numPr>
+        <w:spacing w:after="0"/>
+        <w:rPr>
+          <w:rFonts w:ascii="Calibri" w:hAnsi="Calibri" w:cs="Calibri"/>
+        </w:rPr>
+      </w:pPr>
+      <w:r>
+        <w:rPr>
+          <w:rFonts w:ascii="Calibri" w:hAnsi="Calibri" w:cs="Calibri"/>
+        </w:rPr>
+        <w:t xml:space="preserve">Reentrenar el modelo cuando las métricas de desempeño o la detección de deriva indiquen una degradación significativa. </w:t>
+      </w:r>
+    </w:p>
+    <w:p>
+      <w:pPr>
+        <w:spacing w:after="0"/>
+        <w:rPr>
+          <w:rFonts w:ascii="Calibri" w:hAnsi="Calibri" w:cs="Calibri"/>
+        </w:rPr>
+      </w:pPr>
+      <w:r>
+        <w:rPr>
+          <w:rFonts w:ascii="Calibri" w:hAnsi="Calibri" w:cs="Calibri"/>
+        </w:rPr>
+        <w:t xml:space="preserve">Estas actividades permiten mantener la estabilidad operativa del sistema y facilitan la administración del ciclo de vida del modelo conforme a las prácticas recomendadas de </w:t>
+      </w:r>
+      <w:proofErr w:type="spellStart"/>
+      <w:r>
+        <w:rPr>
+          <w:rFonts w:ascii="Calibri" w:hAnsi="Calibri" w:cs="Calibri"/>
+        </w:rPr>
+        <w:t>MLOps</w:t>
+      </w:r>
+      <w:proofErr w:type="spellEnd"/>
+      <w:r>
+        <w:rPr>
+          <w:rFonts w:ascii="Calibri" w:hAnsi="Calibri" w:cs="Calibri"/>
+        </w:rPr>
+        <w:t>.</w:t>
+      </w:r>
+    </w:p>
+    <w:p>
+      <w:pPr>
+        <w:spacing w:after="0"/>
+        <w:rPr>
+          <w:rFonts w:ascii="Calibri" w:hAnsi="Calibri" w:cs="Calibri"/>
+          <w:b/>
+          <w:bCs/>
+        </w:rPr>
+      </w:pPr>
+    </w:p>
+    <w:p>
+      <w:pPr>
+        <w:spacing w:after="0"/>
+        <w:rPr>
+          <w:rFonts w:ascii="Calibri" w:hAnsi="Calibri" w:cs="Calibri"/>
+          <w:b/>
+          <w:bCs/>
+        </w:rPr>
+      </w:pPr>
+    </w:p>
+    <w:p>
+      <w:pPr>
+        <w:spacing w:after="0"/>
+        <w:rPr>
+          <w:rFonts w:ascii="Calibri" w:hAnsi="Calibri" w:cs="Calibri"/>
+          <w:b/>
+          <w:bCs/>
+        </w:rPr>
+      </w:pPr>
+      <w:r>
+        <w:rPr>
+          <w:rFonts w:ascii="Calibri" w:hAnsi="Calibri" w:cs="Calibri"/>
+          <w:b/>
+          <w:bCs/>
+        </w:rPr>
+        <w:t>9.3 Resultado Operativo</w:t>
+      </w:r>
+    </w:p>
+    <w:p>
+      <w:pPr>
+        <w:spacing w:after="0"/>
+        <w:rPr>
+          <w:rFonts w:ascii="Calibri" w:hAnsi="Calibri" w:cs="Calibri"/>
+          <w:b/>
+          <w:bCs/>
+        </w:rPr>
+      </w:pPr>
+    </w:p>
+    <w:p>
+      <w:pPr>
+        <w:spacing w:after="0"/>
+        <w:rPr>
+          <w:rFonts w:ascii="Calibri" w:hAnsi="Calibri" w:cs="Calibri"/>
+        </w:rPr>
+      </w:pPr>
+      <w:r>
+        <w:rPr>
+          <w:rFonts w:ascii="Calibri" w:hAnsi="Calibri" w:cs="Calibri"/>
+        </w:rPr>
+        <w:t xml:space="preserve">La integración de GitHub, GitHub </w:t>
+      </w:r>
+      <w:proofErr w:type="spellStart"/>
+      <w:r>
+        <w:rPr>
+          <w:rFonts w:ascii="Calibri" w:hAnsi="Calibri" w:cs="Calibri"/>
+        </w:rPr>
+        <w:t>Actions</w:t>
+      </w:r>
+      <w:proofErr w:type="spellEnd"/>
+      <w:r>
+        <w:rPr>
+          <w:rFonts w:ascii="Calibri" w:hAnsi="Calibri" w:cs="Calibri"/>
+        </w:rPr>
+        <w:t xml:space="preserve">, </w:t>
+      </w:r>
+      <w:proofErr w:type="spellStart"/>
+      <w:r>
+        <w:rPr>
+          <w:rFonts w:ascii="Calibri" w:hAnsi="Calibri" w:cs="Calibri"/>
+        </w:rPr>
+        <w:t>MLflow</w:t>
+      </w:r>
+      <w:proofErr w:type="spellEnd"/>
+      <w:r>
+        <w:rPr>
+          <w:rFonts w:ascii="Calibri" w:hAnsi="Calibri" w:cs="Calibri"/>
+        </w:rPr>
+        <w:t xml:space="preserve">, </w:t>
+      </w:r>
+      <w:proofErr w:type="spellStart"/>
+      <w:r>
+        <w:rPr>
+          <w:rFonts w:ascii="Calibri" w:hAnsi="Calibri" w:cs="Calibri"/>
+        </w:rPr>
+        <w:t>Streamlit</w:t>
+      </w:r>
+      <w:proofErr w:type="spellEnd"/>
+      <w:r>
+        <w:rPr>
+          <w:rFonts w:ascii="Calibri" w:hAnsi="Calibri" w:cs="Calibri"/>
+        </w:rPr>
+        <w:t xml:space="preserve">, el sistema de monitoreo, la detección de Data </w:t>
+      </w:r>
+      <w:proofErr w:type="spellStart"/>
+      <w:r>
+        <w:rPr>
+          <w:rFonts w:ascii="Calibri" w:hAnsi="Calibri" w:cs="Calibri"/>
+        </w:rPr>
+        <w:t>Drift</w:t>
+      </w:r>
+      <w:proofErr w:type="spellEnd"/>
+      <w:r>
+        <w:rPr>
+          <w:rFonts w:ascii="Calibri" w:hAnsi="Calibri" w:cs="Calibri"/>
+        </w:rPr>
+        <w:t xml:space="preserve"> y los </w:t>
+      </w:r>
+      <w:proofErr w:type="spellStart"/>
+      <w:r>
+        <w:rPr>
+          <w:rFonts w:ascii="Calibri" w:hAnsi="Calibri" w:cs="Calibri"/>
+        </w:rPr>
+        <w:t>Runbooks</w:t>
+      </w:r>
+      <w:proofErr w:type="spellEnd"/>
+      <w:r>
+        <w:rPr>
+          <w:rFonts w:ascii="Calibri" w:hAnsi="Calibri" w:cs="Calibri"/>
+        </w:rPr>
+        <w:t xml:space="preserve"> permitió construir una solución de Inteligencia Artificial preparada para operar bajo un esquema de supervisión continua. La plataforma implementada automatiza procesos clave de validación, monitoreo y control, mejorando la confiabilidad del sistema y proporcionando una base sólida para futuras implementaciones en entornos industriales.</w:t>
+      </w:r>
+    </w:p>
+    <w:p>
+      <w:pPr>
+        <w:spacing w:after="0"/>
+        <w:rPr>
+          <w:rFonts w:ascii="Calibri" w:hAnsi="Calibri" w:cs="Calibri"/>
+          <w:b/>
+          <w:bCs/>
+        </w:rPr>
+      </w:pPr>
     </w:p>
     <w:p>
       <w:pPr>
@@ -10191,6 +12430,249 @@
         <w:rPr>
           <w:rFonts w:ascii="Calibri" w:hAnsi="Calibri" w:cs="Calibri"/>
         </w:rPr>
+        <w:t xml:space="preserve"> de monitoreo, </w:t>
+      </w:r>
+      <w:r>
+        <w:rPr>
+          <w:rFonts w:ascii="Calibri" w:hAnsi="Calibri" w:cs="Calibri"/>
+        </w:rPr>
+        <w:lastRenderedPageBreak/>
+        <w:t xml:space="preserve">detección de Data </w:t>
+      </w:r>
+      <w:proofErr w:type="spellStart"/>
+      <w:r>
+        <w:rPr>
+          <w:rFonts w:ascii="Calibri" w:hAnsi="Calibri" w:cs="Calibri"/>
+        </w:rPr>
+        <w:t>Drift</w:t>
+      </w:r>
+      <w:proofErr w:type="spellEnd"/>
+      <w:r>
+        <w:rPr>
+          <w:rFonts w:ascii="Calibri" w:hAnsi="Calibri" w:cs="Calibri"/>
+        </w:rPr>
+        <w:t xml:space="preserve"> y </w:t>
+      </w:r>
+      <w:proofErr w:type="spellStart"/>
+      <w:r>
+        <w:rPr>
+          <w:rFonts w:ascii="Calibri" w:hAnsi="Calibri" w:cs="Calibri"/>
+        </w:rPr>
+        <w:t>Runbooks</w:t>
+      </w:r>
+      <w:proofErr w:type="spellEnd"/>
+      <w:r>
+        <w:rPr>
+          <w:rFonts w:ascii="Calibri" w:hAnsi="Calibri" w:cs="Calibri"/>
+        </w:rPr>
+        <w:t xml:space="preserve"> de respuesta, fue posible construir un flujo de supervisión capaz de identificar oportunamente posibles anomalías y proponer acciones para su atención.</w:t>
+      </w:r>
+    </w:p>
+    <w:p>
+      <w:pPr>
+        <w:spacing w:after="0"/>
+        <w:rPr>
+          <w:rFonts w:ascii="Calibri" w:hAnsi="Calibri" w:cs="Calibri"/>
+        </w:rPr>
+      </w:pPr>
+    </w:p>
+    <w:p>
+      <w:pPr>
+        <w:spacing w:after="0"/>
+        <w:rPr>
+          <w:rFonts w:ascii="Calibri" w:hAnsi="Calibri" w:cs="Calibri"/>
+        </w:rPr>
+      </w:pPr>
+      <w:r>
+        <w:rPr>
+          <w:rFonts w:ascii="Calibri" w:hAnsi="Calibri" w:cs="Calibri"/>
+        </w:rPr>
+        <w:t xml:space="preserve">Asimismo, la incorporación de herramientas como </w:t>
+      </w:r>
+      <w:proofErr w:type="spellStart"/>
+      <w:r>
+        <w:rPr>
+          <w:rFonts w:ascii="Calibri" w:hAnsi="Calibri" w:cs="Calibri"/>
+        </w:rPr>
+        <w:t>MLflow</w:t>
+      </w:r>
+      <w:proofErr w:type="spellEnd"/>
+      <w:r>
+        <w:rPr>
+          <w:rFonts w:ascii="Calibri" w:hAnsi="Calibri" w:cs="Calibri"/>
+        </w:rPr>
+        <w:t xml:space="preserve"> para el registro de experimentos y </w:t>
+      </w:r>
+      <w:proofErr w:type="spellStart"/>
+      <w:r>
+        <w:rPr>
+          <w:rFonts w:ascii="Calibri" w:hAnsi="Calibri" w:cs="Calibri"/>
+        </w:rPr>
+        <w:t>Streamlit</w:t>
+      </w:r>
+      <w:proofErr w:type="spellEnd"/>
+      <w:r>
+        <w:rPr>
+          <w:rFonts w:ascii="Calibri" w:hAnsi="Calibri" w:cs="Calibri"/>
+        </w:rPr>
+        <w:t xml:space="preserve"> para la visualización interactiva fortaleció la trazabilidad y comprensión del comportamiento del modelo durante su ciclo de vida. Estas tecnologías representan prácticas ampliamente utilizadas en proyectos de </w:t>
+      </w:r>
+      <w:proofErr w:type="spellStart"/>
+      <w:r>
+        <w:rPr>
+          <w:rFonts w:ascii="Calibri" w:hAnsi="Calibri" w:cs="Calibri"/>
+        </w:rPr>
+        <w:t>MLOps</w:t>
+      </w:r>
+      <w:proofErr w:type="spellEnd"/>
+      <w:r>
+        <w:rPr>
+          <w:rFonts w:ascii="Calibri" w:hAnsi="Calibri" w:cs="Calibri"/>
+        </w:rPr>
+        <w:t>, donde el monitoreo continuo y la automatización de procesos son elementos clave para garantizar la confiabilidad y el mantenimiento de soluciones basadas en Inteligencia Artificial.</w:t>
+      </w:r>
+    </w:p>
+    <w:p>
+      <w:pPr>
+        <w:spacing w:after="0"/>
+        <w:rPr>
+          <w:rFonts w:ascii="Calibri" w:hAnsi="Calibri" w:cs="Calibri"/>
+        </w:rPr>
+      </w:pPr>
+    </w:p>
+    <w:p>
+      <w:pPr>
+        <w:spacing w:after="0"/>
+        <w:rPr>
+          <w:rFonts w:ascii="Calibri" w:hAnsi="Calibri" w:cs="Calibri"/>
+        </w:rPr>
+      </w:pPr>
+      <w:r>
+        <w:rPr>
+          <w:rFonts w:ascii="Calibri" w:hAnsi="Calibri" w:cs="Calibri"/>
+        </w:rPr>
+        <w:t xml:space="preserve">Finalmente, este proyecto permitió aplicar de manera práctica los conocimientos adquiridos en la materia Gestión de Proyectos de Inteligencia Artificial, demostrando que la </w:t>
+      </w:r>
+      <w:proofErr w:type="spellStart"/>
+      <w:r>
+        <w:rPr>
+          <w:rFonts w:ascii="Calibri" w:hAnsi="Calibri" w:cs="Calibri"/>
+        </w:rPr>
+        <w:t>observabilidad</w:t>
+      </w:r>
+      <w:proofErr w:type="spellEnd"/>
+      <w:r>
+        <w:rPr>
+          <w:rFonts w:ascii="Calibri" w:hAnsi="Calibri" w:cs="Calibri"/>
+        </w:rPr>
+        <w:t xml:space="preserve"> constituye un componente esencial para asegurar que los modelos de Machine </w:t>
+      </w:r>
+      <w:proofErr w:type="spellStart"/>
+      <w:r>
+        <w:rPr>
+          <w:rFonts w:ascii="Calibri" w:hAnsi="Calibri" w:cs="Calibri"/>
+        </w:rPr>
+        <w:t>Learning</w:t>
+      </w:r>
+      <w:proofErr w:type="spellEnd"/>
+      <w:r>
+        <w:rPr>
+          <w:rFonts w:ascii="Calibri" w:hAnsi="Calibri" w:cs="Calibri"/>
+        </w:rPr>
+        <w:t xml:space="preserve"> mantengan un desempeño estable, sean capaces de adaptarse a cambios en los datos y proporcionen resultados confiables a lo largo del tiempo.</w:t>
+      </w:r>
+    </w:p>
+    <w:p>
+      <w:pPr>
+        <w:spacing w:after="0"/>
+        <w:rPr>
+          <w:rFonts w:ascii="Calibri" w:hAnsi="Calibri" w:cs="Calibri"/>
+        </w:rPr>
+      </w:pPr>
+    </w:p>
+    <w:p>
+      <w:pPr>
+        <w:spacing w:after="0"/>
+        <w:rPr>
+          <w:rFonts w:ascii="Calibri" w:hAnsi="Calibri" w:cs="Calibri"/>
+          <w:b/>
+          <w:bCs/>
+        </w:rPr>
+      </w:pPr>
+      <w:r>
+        <w:rPr>
+          <w:rFonts w:ascii="Calibri" w:hAnsi="Calibri" w:cs="Calibri"/>
+          <w:b/>
+          <w:bCs/>
+        </w:rPr>
+        <w:t>Conclusión</w:t>
+      </w:r>
+    </w:p>
+    <w:p>
+      <w:pPr>
+        <w:spacing w:after="0"/>
+        <w:rPr>
+          <w:rFonts w:ascii="Calibri" w:hAnsi="Calibri" w:cs="Calibri"/>
+          <w:b/>
+          <w:bCs/>
+        </w:rPr>
+      </w:pPr>
+    </w:p>
+    <w:p>
+      <w:pPr>
+        <w:spacing w:after="0"/>
+        <w:rPr>
+          <w:rFonts w:ascii="Calibri" w:hAnsi="Calibri" w:cs="Calibri"/>
+        </w:rPr>
+      </w:pPr>
+      <w:r>
+        <w:rPr>
+          <w:rFonts w:ascii="Calibri" w:hAnsi="Calibri" w:cs="Calibri"/>
+        </w:rPr>
+        <w:t xml:space="preserve">El desarrollo de este proyecto permitió integrar los principales componentes necesarios para la operación y supervisión de un modelo de Machine </w:t>
+      </w:r>
+      <w:proofErr w:type="spellStart"/>
+      <w:r>
+        <w:rPr>
+          <w:rFonts w:ascii="Calibri" w:hAnsi="Calibri" w:cs="Calibri"/>
+        </w:rPr>
+        <w:t>Learning</w:t>
+      </w:r>
+      <w:proofErr w:type="spellEnd"/>
+      <w:r>
+        <w:rPr>
+          <w:rFonts w:ascii="Calibri" w:hAnsi="Calibri" w:cs="Calibri"/>
+        </w:rPr>
+        <w:t xml:space="preserve"> bajo un enfoque de </w:t>
+      </w:r>
+      <w:proofErr w:type="spellStart"/>
+      <w:r>
+        <w:rPr>
+          <w:rFonts w:ascii="Calibri" w:hAnsi="Calibri" w:cs="Calibri"/>
+          <w:b/>
+          <w:bCs/>
+        </w:rPr>
+        <w:t>MLOps</w:t>
+      </w:r>
+      <w:proofErr w:type="spellEnd"/>
+      <w:r>
+        <w:rPr>
+          <w:rFonts w:ascii="Calibri" w:hAnsi="Calibri" w:cs="Calibri"/>
+        </w:rPr>
+        <w:t xml:space="preserve">, abordando aspectos que van más allá del entrenamiento del modelo y que resultan fundamentales para su funcionamiento en entornos reales. A través de la implementación de indicadores de desempeño, alertas inteligentes, </w:t>
+      </w:r>
+      <w:proofErr w:type="spellStart"/>
+      <w:r>
+        <w:rPr>
+          <w:rFonts w:ascii="Calibri" w:hAnsi="Calibri" w:cs="Calibri"/>
+        </w:rPr>
+        <w:t>dashboards</w:t>
+      </w:r>
+      <w:proofErr w:type="spellEnd"/>
+      <w:r>
+        <w:rPr>
+          <w:rFonts w:ascii="Calibri" w:hAnsi="Calibri" w:cs="Calibri"/>
+        </w:rPr>
         <w:t xml:space="preserve"> de monitoreo, detección de Data </w:t>
       </w:r>
       <w:proofErr w:type="spellStart"/>
@@ -10219,16 +12701,22 @@
         <w:rPr>
           <w:rFonts w:ascii="Calibri" w:hAnsi="Calibri" w:cs="Calibri"/>
         </w:rPr>
-        <w:t xml:space="preserve"> de respuesta, fue posible construir un flujo de supervisión capaz de identificar oportunamente posibles anomalías y proponer acciones para su atención.</w:t>
-      </w:r>
-    </w:p>
-    <w:p>
-      <w:pPr>
-        <w:spacing w:after="0"/>
-        <w:rPr>
-          <w:rFonts w:ascii="Calibri" w:hAnsi="Calibri" w:cs="Calibri"/>
-        </w:rPr>
-      </w:pPr>
+        <w:t xml:space="preserve"> de respuesta, fue posible construir un flujo de </w:t>
+      </w:r>
+      <w:proofErr w:type="spellStart"/>
+      <w:r>
+        <w:rPr>
+          <w:rFonts w:ascii="Calibri" w:hAnsi="Calibri" w:cs="Calibri"/>
+        </w:rPr>
+        <w:t>observabilidad</w:t>
+      </w:r>
+      <w:proofErr w:type="spellEnd"/>
+      <w:r>
+        <w:rPr>
+          <w:rFonts w:ascii="Calibri" w:hAnsi="Calibri" w:cs="Calibri"/>
+        </w:rPr>
+        <w:t xml:space="preserve"> capaz de identificar oportunamente posibles anomalías y proponer acciones para su atención.</w:t>
+      </w:r>
     </w:p>
     <w:p>
       <w:pPr>
@@ -10247,6 +12735,8 @@
       <w:r>
         <w:rPr>
           <w:rFonts w:ascii="Calibri" w:hAnsi="Calibri" w:cs="Calibri"/>
+          <w:b/>
+          <w:bCs/>
         </w:rPr>
         <w:t>MLflow</w:t>
       </w:r>
@@ -10255,12 +12745,14 @@
         <w:rPr>
           <w:rFonts w:ascii="Calibri" w:hAnsi="Calibri" w:cs="Calibri"/>
         </w:rPr>
-        <w:t xml:space="preserve"> para el registro de experimentos y </w:t>
-      </w:r>
-      <w:proofErr w:type="spellStart"/>
-      <w:r>
-        <w:rPr>
-          <w:rFonts w:ascii="Calibri" w:hAnsi="Calibri" w:cs="Calibri"/>
+        <w:t xml:space="preserve"> para el registro de experimentos, </w:t>
+      </w:r>
+      <w:proofErr w:type="spellStart"/>
+      <w:r>
+        <w:rPr>
+          <w:rFonts w:ascii="Calibri" w:hAnsi="Calibri" w:cs="Calibri"/>
+          <w:b/>
+          <w:bCs/>
         </w:rPr>
         <w:t>Streamlit</w:t>
       </w:r>
@@ -10269,7 +12761,117 @@
         <w:rPr>
           <w:rFonts w:ascii="Calibri" w:hAnsi="Calibri" w:cs="Calibri"/>
         </w:rPr>
-        <w:t xml:space="preserve"> para la visualización interactiva fortaleció la trazabilidad y comprensión del comportamiento del modelo durante su ciclo de vida. Estas tecnologías representan prácticas ampliamente utilizadas en proyectos de </w:t>
+        <w:t xml:space="preserve"> para la visualización interactiva y </w:t>
+      </w:r>
+      <w:r>
+        <w:rPr>
+          <w:rFonts w:ascii="Calibri" w:hAnsi="Calibri" w:cs="Calibri"/>
+          <w:b/>
+          <w:bCs/>
+        </w:rPr>
+        <w:t xml:space="preserve">GitHub </w:t>
+      </w:r>
+      <w:proofErr w:type="spellStart"/>
+      <w:r>
+        <w:rPr>
+          <w:rFonts w:ascii="Calibri" w:hAnsi="Calibri" w:cs="Calibri"/>
+          <w:b/>
+          <w:bCs/>
+        </w:rPr>
+        <w:t>Actions</w:t>
+      </w:r>
+      <w:proofErr w:type="spellEnd"/>
+      <w:r>
+        <w:rPr>
+          <w:rFonts w:ascii="Calibri" w:hAnsi="Calibri" w:cs="Calibri"/>
+        </w:rPr>
+        <w:t xml:space="preserve"> para la automatización del pipeline de Integración Continua fortaleció la trazabilidad, reproducibilidad y confiabilidad del sistema. La integración de estas tecnologías permitió automatizar procesos de validación, facilitar el control de versiones mediante Git y garantizar que cada actualización del proyecto sea verificada antes de formar parte de una versión estable.</w:t>
+      </w:r>
+    </w:p>
+    <w:p>
+      <w:pPr>
+        <w:spacing w:after="0"/>
+        <w:rPr>
+          <w:rFonts w:ascii="Calibri" w:hAnsi="Calibri" w:cs="Calibri"/>
+        </w:rPr>
+      </w:pPr>
+      <w:r>
+        <w:rPr>
+          <w:rFonts w:ascii="Calibri" w:hAnsi="Calibri" w:cs="Calibri"/>
+        </w:rPr>
+        <w:t xml:space="preserve">De igual forma, la adopción de prácticas de </w:t>
+      </w:r>
+      <w:proofErr w:type="spellStart"/>
+      <w:r>
+        <w:rPr>
+          <w:rFonts w:ascii="Calibri" w:hAnsi="Calibri" w:cs="Calibri"/>
+          <w:b/>
+          <w:bCs/>
+        </w:rPr>
+        <w:t>GitOps</w:t>
+      </w:r>
+      <w:proofErr w:type="spellEnd"/>
+      <w:r>
+        <w:rPr>
+          <w:rFonts w:ascii="Calibri" w:hAnsi="Calibri" w:cs="Calibri"/>
+        </w:rPr>
+        <w:t xml:space="preserve"> y la organización modular del repositorio favorecieron la administración del ciclo de vida del proyecto, facilitando su mantenimiento, escalabilidad y evolución. Estas prácticas representan un componente esencial dentro de las metodologías modernas de desarrollo de soluciones de Inteligencia Artificial, donde la automatización y la colaboración constituyen elementos clave para asegurar la calidad del software.</w:t>
+      </w:r>
+    </w:p>
+    <w:p>
+      <w:pPr>
+        <w:spacing w:after="0"/>
+        <w:rPr>
+          <w:rFonts w:ascii="Calibri" w:hAnsi="Calibri" w:cs="Calibri"/>
+        </w:rPr>
+      </w:pPr>
+      <w:r>
+        <w:rPr>
+          <w:rFonts w:ascii="Calibri" w:hAnsi="Calibri" w:cs="Calibri"/>
+        </w:rPr>
+        <w:t xml:space="preserve">Finalmente, este proyecto permitió aplicar de manera práctica los conocimientos adquiridos durante la materia </w:t>
+      </w:r>
+      <w:r>
+        <w:rPr>
+          <w:rFonts w:ascii="Calibri" w:hAnsi="Calibri" w:cs="Calibri"/>
+          <w:b/>
+          <w:bCs/>
+        </w:rPr>
+        <w:t>Gestión de Proyectos de Inteligencia Artificial</w:t>
+      </w:r>
+      <w:r>
+        <w:rPr>
+          <w:rFonts w:ascii="Calibri" w:hAnsi="Calibri" w:cs="Calibri"/>
+        </w:rPr>
+        <w:t xml:space="preserve">, integrando conceptos de Machine </w:t>
+      </w:r>
+      <w:proofErr w:type="spellStart"/>
+      <w:r>
+        <w:rPr>
+          <w:rFonts w:ascii="Calibri" w:hAnsi="Calibri" w:cs="Calibri"/>
+        </w:rPr>
+        <w:t>Learning</w:t>
+      </w:r>
+      <w:proofErr w:type="spellEnd"/>
+      <w:r>
+        <w:rPr>
+          <w:rFonts w:ascii="Calibri" w:hAnsi="Calibri" w:cs="Calibri"/>
+        </w:rPr>
+        <w:t xml:space="preserve">, </w:t>
+      </w:r>
+      <w:proofErr w:type="spellStart"/>
+      <w:r>
+        <w:rPr>
+          <w:rFonts w:ascii="Calibri" w:hAnsi="Calibri" w:cs="Calibri"/>
+        </w:rPr>
+        <w:t>observabilidad</w:t>
+      </w:r>
+      <w:proofErr w:type="spellEnd"/>
+      <w:r>
+        <w:rPr>
+          <w:rFonts w:ascii="Calibri" w:hAnsi="Calibri" w:cs="Calibri"/>
+        </w:rPr>
+        <w:t xml:space="preserve">, monitoreo, automatización y </w:t>
       </w:r>
       <w:proofErr w:type="spellStart"/>
       <w:r>
@@ -10283,58 +12885,16 @@
         <w:rPr>
           <w:rFonts w:ascii="Calibri" w:hAnsi="Calibri" w:cs="Calibri"/>
         </w:rPr>
-        <w:t>, donde el monitoreo continuo y la automatización de procesos son elementos clave para garantizar la confiabilidad y el mantenimiento de soluciones basadas en Inteligencia Artificial.</w:t>
-      </w:r>
-    </w:p>
-    <w:p>
-      <w:pPr>
-        <w:spacing w:after="0"/>
-        <w:rPr>
-          <w:rFonts w:ascii="Calibri" w:hAnsi="Calibri" w:cs="Calibri"/>
-        </w:rPr>
-      </w:pPr>
-    </w:p>
-    <w:p>
-      <w:pPr>
-        <w:spacing w:after="0"/>
-        <w:rPr>
-          <w:rFonts w:ascii="Calibri" w:hAnsi="Calibri" w:cs="Calibri"/>
-        </w:rPr>
-      </w:pPr>
-      <w:r>
-        <w:rPr>
-          <w:rFonts w:ascii="Calibri" w:hAnsi="Calibri" w:cs="Calibri"/>
-        </w:rPr>
-        <w:t xml:space="preserve">Finalmente, este proyecto permitió aplicar de manera práctica los conocimientos adquiridos en la materia Gestión de Proyectos de Inteligencia Artificial, demostrando que la </w:t>
-      </w:r>
-      <w:proofErr w:type="spellStart"/>
-      <w:r>
-        <w:rPr>
-          <w:rFonts w:ascii="Calibri" w:hAnsi="Calibri" w:cs="Calibri"/>
-        </w:rPr>
-        <w:t>observabilidad</w:t>
-      </w:r>
-      <w:proofErr w:type="spellEnd"/>
-      <w:r>
-        <w:rPr>
-          <w:rFonts w:ascii="Calibri" w:hAnsi="Calibri" w:cs="Calibri"/>
-        </w:rPr>
-        <w:t xml:space="preserve"> constituye un componente esencial para asegurar que los modelos de Machine </w:t>
-      </w:r>
-      <w:proofErr w:type="spellStart"/>
-      <w:r>
-        <w:rPr>
-          <w:rFonts w:ascii="Calibri" w:hAnsi="Calibri" w:cs="Calibri"/>
-        </w:rPr>
-        <w:t>Learning</w:t>
-      </w:r>
-      <w:proofErr w:type="spellEnd"/>
-      <w:r>
-        <w:rPr>
-          <w:rFonts w:ascii="Calibri" w:hAnsi="Calibri" w:cs="Calibri"/>
-        </w:rPr>
-        <w:t xml:space="preserve"> mantengan un desempeño estable, sean capaces de adaptarse a cambios en los datos y proporcionen resultados confiables a lo largo del tiempo.</w:t>
-      </w:r>
+        <w:t xml:space="preserve"> en una única solución funcional. Como resultado, se desarrolló una plataforma capaz de supervisar continuamente el comportamiento del modelo, detectar cambios en la distribución de los datos, automatizar la validación del proyecto mediante un pipeline de Integración Continua y proporcionar mecanismos de respuesta que fortalecen la confiabilidad y el mantenimiento del sistema durante todo su ciclo de vida.</w:t>
+      </w:r>
+    </w:p>
+    <w:p>
+      <w:pPr>
+        <w:spacing w:after="0"/>
+        <w:rPr>
+          <w:rFonts w:ascii="Calibri" w:hAnsi="Calibri" w:cs="Calibri"/>
+        </w:rPr>
+      </w:pPr>
     </w:p>
     <w:sectPr>
       <w:pgSz w:w="12240" w:h="15840"/>
@@ -10349,9 +12909,9 @@
 <file path=word/numbering.xml><?xml version="1.0" encoding="utf-8"?>
 <w:numbering xmlns:wpc="http://schemas.microsoft.com/office/word/2010/wordprocessingCanvas" xmlns:cx="http://schemas.microsoft.com/office/drawing/2014/chartex" xmlns:cx1="http://schemas.microsoft.com/office/drawing/2015/9/8/chartex" xmlns:cx2="http://schemas.microsoft.com/office/drawing/2015/10/21/chartex" xmlns:cx3="http://schemas.microsoft.com/office/drawing/2016/5/9/chartex" xmlns:cx4="http://schemas.microsoft.com/office/drawing/2016/5/10/chartex" xmlns:cx5="http://schemas.microsoft.com/office/drawing/2016/5/11/chartex" xmlns:cx6="http://schemas.microsoft.com/office/drawing/2016/5/12/chartex" xmlns:cx7="http://schemas.microsoft.com/office/drawing/2016/5/13/chartex" xmlns:cx8="http://schemas.microsoft.com/office/drawing/2016/5/14/chartex" xmlns:mc="http://schemas.openxmlformats.org/markup-compatibility/2006" xmlns:aink="http://schemas.microsoft.com/office/drawing/2016/ink" xmlns:am3d="http://schemas.microsoft.com/office/drawing/2017/model3d" xmlns:o="urn:schemas-microsoft-com:office:office" xmlns:oel="http://schemas.microsoft.com/office/2019/extlst" xmlns:r="http://schemas.openxmlformats.org/officeDocument/2006/relationships" xmlns:m="http://schemas.openxmlformats.org/officeDocument/2006/math" xmlns:v="urn:schemas-microsoft-com:vml" xmlns:wp14="http://schemas.microsoft.com/office/word/2010/wordprocessingDrawing" xmlns:wp="http://schemas.openxmlformats.org/drawingml/2006/wordprocessingDrawing" xmlns:w10="urn:schemas-microsoft-com:office:word" xmlns:w="http://schemas.openxmlformats.org/wordprocessingml/2006/main" xmlns:w14="http://schemas.microsoft.com/office/word/2010/wordml" xmlns:w15="http://schemas.microsoft.com/office/word/2012/wordml" xmlns:w16cex="http://schemas.microsoft.com/office/word/2018/wordml/cex" xmlns:w16cid="http://schemas.microsoft.com/office/word/2016/wordml/cid" xmlns:w16="http://schemas.microsoft.com/office/word/2018/wordml" xmlns:w16sdtdh="http://schemas.microsoft.com/office/word/2020/wordml/sdtdatahash" xmlns:w16se="http://schemas.microsoft.com/office/word/2015/wordml/symex" xmlns:wpg="http://schemas.microsoft.com/office/word/2010/wordprocessingGroup" xmlns:wpi="http://schemas.microsoft.com/office/word/2010/wordprocessingInk" xmlns:wne="http://schemas.microsoft.com/office/word/2006/wordml" xmlns:wps="http://schemas.microsoft.com/office/word/2010/wordprocessingShape" mc:Ignorable="w14 w15 w16se w16cid w16 w16cex w16sdtdh wp14">
   <w:abstractNum w:abstractNumId="0" w15:restartNumberingAfterBreak="0">
-    <w:nsid w:val="3B2D70DF"/>
+    <w:nsid w:val="02DF6194"/>
     <w:multiLevelType w:val="multilevel"/>
-    <w:tmpl w:val="BBFC3794"/>
+    <w:tmpl w:val="5EE4BCA2"/>
     <w:lvl w:ilvl="0">
       <w:start w:val="1"/>
       <w:numFmt w:val="bullet"/>
@@ -10498,6 +13058,304 @@
     </w:lvl>
   </w:abstractNum>
   <w:abstractNum w:abstractNumId="1" w15:restartNumberingAfterBreak="0">
+    <w:nsid w:val="1A9E649E"/>
+    <w:multiLevelType w:val="multilevel"/>
+    <w:tmpl w:val="792E7CEC"/>
+    <w:lvl w:ilvl="0">
+      <w:start w:val="1"/>
+      <w:numFmt w:val="bullet"/>
+      <w:lvlText w:val=""/>
+      <w:lvlJc w:val="left"/>
+      <w:pPr>
+        <w:tabs>
+          <w:tab w:val="num" w:pos="720"/>
+        </w:tabs>
+        <w:ind w:left="720" w:hanging="360"/>
+      </w:pPr>
+      <w:rPr>
+        <w:rFonts w:ascii="Symbol" w:hAnsi="Symbol" w:hint="default"/>
+        <w:sz w:val="20"/>
+      </w:rPr>
+    </w:lvl>
+    <w:lvl w:ilvl="1" w:tentative="1">
+      <w:start w:val="1"/>
+      <w:numFmt w:val="bullet"/>
+      <w:lvlText w:val="o"/>
+      <w:lvlJc w:val="left"/>
+      <w:pPr>
+        <w:tabs>
+          <w:tab w:val="num" w:pos="1440"/>
+        </w:tabs>
+        <w:ind w:left="1440" w:hanging="360"/>
+      </w:pPr>
+      <w:rPr>
+        <w:rFonts w:ascii="Courier New" w:hAnsi="Courier New" w:hint="default"/>
+        <w:sz w:val="20"/>
+      </w:rPr>
+    </w:lvl>
+    <w:lvl w:ilvl="2" w:tentative="1">
+      <w:start w:val="1"/>
+      <w:numFmt w:val="bullet"/>
+      <w:lvlText w:val=""/>
+      <w:lvlJc w:val="left"/>
+      <w:pPr>
+        <w:tabs>
+          <w:tab w:val="num" w:pos="2160"/>
+        </w:tabs>
+        <w:ind w:left="2160" w:hanging="360"/>
+      </w:pPr>
+      <w:rPr>
+        <w:rFonts w:ascii="Wingdings" w:hAnsi="Wingdings" w:hint="default"/>
+        <w:sz w:val="20"/>
+      </w:rPr>
+    </w:lvl>
+    <w:lvl w:ilvl="3" w:tentative="1">
+      <w:start w:val="1"/>
+      <w:numFmt w:val="bullet"/>
+      <w:lvlText w:val=""/>
+      <w:lvlJc w:val="left"/>
+      <w:pPr>
+        <w:tabs>
+          <w:tab w:val="num" w:pos="2880"/>
+        </w:tabs>
+        <w:ind w:left="2880" w:hanging="360"/>
+      </w:pPr>
+      <w:rPr>
+        <w:rFonts w:ascii="Wingdings" w:hAnsi="Wingdings" w:hint="default"/>
+        <w:sz w:val="20"/>
+      </w:rPr>
+    </w:lvl>
+    <w:lvl w:ilvl="4" w:tentative="1">
+      <w:start w:val="1"/>
+      <w:numFmt w:val="bullet"/>
+      <w:lvlText w:val=""/>
+      <w:lvlJc w:val="left"/>
+      <w:pPr>
+        <w:tabs>
+          <w:tab w:val="num" w:pos="3600"/>
+        </w:tabs>
+        <w:ind w:left="3600" w:hanging="360"/>
+      </w:pPr>
+      <w:rPr>
+        <w:rFonts w:ascii="Wingdings" w:hAnsi="Wingdings" w:hint="default"/>
+        <w:sz w:val="20"/>
+      </w:rPr>
+    </w:lvl>
+    <w:lvl w:ilvl="5" w:tentative="1">
+      <w:start w:val="1"/>
+      <w:numFmt w:val="bullet"/>
+      <w:lvlText w:val=""/>
+      <w:lvlJc w:val="left"/>
+      <w:pPr>
+        <w:tabs>
+          <w:tab w:val="num" w:pos="4320"/>
+        </w:tabs>
+        <w:ind w:left="4320" w:hanging="360"/>
+      </w:pPr>
+      <w:rPr>
+        <w:rFonts w:ascii="Wingdings" w:hAnsi="Wingdings" w:hint="default"/>
+        <w:sz w:val="20"/>
+      </w:rPr>
+    </w:lvl>
+    <w:lvl w:ilvl="6" w:tentative="1">
+      <w:start w:val="1"/>
+      <w:numFmt w:val="bullet"/>
+      <w:lvlText w:val=""/>
+      <w:lvlJc w:val="left"/>
+      <w:pPr>
+        <w:tabs>
+          <w:tab w:val="num" w:pos="5040"/>
+        </w:tabs>
+        <w:ind w:left="5040" w:hanging="360"/>
+      </w:pPr>
+      <w:rPr>
+        <w:rFonts w:ascii="Wingdings" w:hAnsi="Wingdings" w:hint="default"/>
+        <w:sz w:val="20"/>
+      </w:rPr>
+    </w:lvl>
+    <w:lvl w:ilvl="7" w:tentative="1">
+      <w:start w:val="1"/>
+      <w:numFmt w:val="bullet"/>
+      <w:lvlText w:val=""/>
+      <w:lvlJc w:val="left"/>
+      <w:pPr>
+        <w:tabs>
+          <w:tab w:val="num" w:pos="5760"/>
+        </w:tabs>
+        <w:ind w:left="5760" w:hanging="360"/>
+      </w:pPr>
+      <w:rPr>
+        <w:rFonts w:ascii="Wingdings" w:hAnsi="Wingdings" w:hint="default"/>
+        <w:sz w:val="20"/>
+      </w:rPr>
+    </w:lvl>
+    <w:lvl w:ilvl="8" w:tentative="1">
+      <w:start w:val="1"/>
+      <w:numFmt w:val="bullet"/>
+      <w:lvlText w:val=""/>
+      <w:lvlJc w:val="left"/>
+      <w:pPr>
+        <w:tabs>
+          <w:tab w:val="num" w:pos="6480"/>
+        </w:tabs>
+        <w:ind w:left="6480" w:hanging="360"/>
+      </w:pPr>
+      <w:rPr>
+        <w:rFonts w:ascii="Wingdings" w:hAnsi="Wingdings" w:hint="default"/>
+        <w:sz w:val="20"/>
+      </w:rPr>
+    </w:lvl>
+  </w:abstractNum>
+  <w:abstractNum w:abstractNumId="2" w15:restartNumberingAfterBreak="0">
+    <w:nsid w:val="3B2D70DF"/>
+    <w:multiLevelType w:val="multilevel"/>
+    <w:tmpl w:val="BBFC3794"/>
+    <w:lvl w:ilvl="0">
+      <w:start w:val="1"/>
+      <w:numFmt w:val="bullet"/>
+      <w:lvlText w:val=""/>
+      <w:lvlJc w:val="left"/>
+      <w:pPr>
+        <w:tabs>
+          <w:tab w:val="num" w:pos="720"/>
+        </w:tabs>
+        <w:ind w:left="720" w:hanging="360"/>
+      </w:pPr>
+      <w:rPr>
+        <w:rFonts w:ascii="Symbol" w:hAnsi="Symbol" w:hint="default"/>
+        <w:sz w:val="20"/>
+      </w:rPr>
+    </w:lvl>
+    <w:lvl w:ilvl="1" w:tentative="1">
+      <w:start w:val="1"/>
+      <w:numFmt w:val="bullet"/>
+      <w:lvlText w:val="o"/>
+      <w:lvlJc w:val="left"/>
+      <w:pPr>
+        <w:tabs>
+          <w:tab w:val="num" w:pos="1440"/>
+        </w:tabs>
+        <w:ind w:left="1440" w:hanging="360"/>
+      </w:pPr>
+      <w:rPr>
+        <w:rFonts w:ascii="Courier New" w:hAnsi="Courier New" w:hint="default"/>
+        <w:sz w:val="20"/>
+      </w:rPr>
+    </w:lvl>
+    <w:lvl w:ilvl="2" w:tentative="1">
+      <w:start w:val="1"/>
+      <w:numFmt w:val="bullet"/>
+      <w:lvlText w:val=""/>
+      <w:lvlJc w:val="left"/>
+      <w:pPr>
+        <w:tabs>
+          <w:tab w:val="num" w:pos="2160"/>
+        </w:tabs>
+        <w:ind w:left="2160" w:hanging="360"/>
+      </w:pPr>
+      <w:rPr>
+        <w:rFonts w:ascii="Wingdings" w:hAnsi="Wingdings" w:hint="default"/>
+        <w:sz w:val="20"/>
+      </w:rPr>
+    </w:lvl>
+    <w:lvl w:ilvl="3" w:tentative="1">
+      <w:start w:val="1"/>
+      <w:numFmt w:val="bullet"/>
+      <w:lvlText w:val=""/>
+      <w:lvlJc w:val="left"/>
+      <w:pPr>
+        <w:tabs>
+          <w:tab w:val="num" w:pos="2880"/>
+        </w:tabs>
+        <w:ind w:left="2880" w:hanging="360"/>
+      </w:pPr>
+      <w:rPr>
+        <w:rFonts w:ascii="Wingdings" w:hAnsi="Wingdings" w:hint="default"/>
+        <w:sz w:val="20"/>
+      </w:rPr>
+    </w:lvl>
+    <w:lvl w:ilvl="4" w:tentative="1">
+      <w:start w:val="1"/>
+      <w:numFmt w:val="bullet"/>
+      <w:lvlText w:val=""/>
+      <w:lvlJc w:val="left"/>
+      <w:pPr>
+        <w:tabs>
+          <w:tab w:val="num" w:pos="3600"/>
+        </w:tabs>
+        <w:ind w:left="3600" w:hanging="360"/>
+      </w:pPr>
+      <w:rPr>
+        <w:rFonts w:ascii="Wingdings" w:hAnsi="Wingdings" w:hint="default"/>
+        <w:sz w:val="20"/>
+      </w:rPr>
+    </w:lvl>
+    <w:lvl w:ilvl="5" w:tentative="1">
+      <w:start w:val="1"/>
+      <w:numFmt w:val="bullet"/>
+      <w:lvlText w:val=""/>
+      <w:lvlJc w:val="left"/>
+      <w:pPr>
+        <w:tabs>
+          <w:tab w:val="num" w:pos="4320"/>
+        </w:tabs>
+        <w:ind w:left="4320" w:hanging="360"/>
+      </w:pPr>
+      <w:rPr>
+        <w:rFonts w:ascii="Wingdings" w:hAnsi="Wingdings" w:hint="default"/>
+        <w:sz w:val="20"/>
+      </w:rPr>
+    </w:lvl>
+    <w:lvl w:ilvl="6" w:tentative="1">
+      <w:start w:val="1"/>
+      <w:numFmt w:val="bullet"/>
+      <w:lvlText w:val=""/>
+      <w:lvlJc w:val="left"/>
+      <w:pPr>
+        <w:tabs>
+          <w:tab w:val="num" w:pos="5040"/>
+        </w:tabs>
+        <w:ind w:left="5040" w:hanging="360"/>
+      </w:pPr>
+      <w:rPr>
+        <w:rFonts w:ascii="Wingdings" w:hAnsi="Wingdings" w:hint="default"/>
+        <w:sz w:val="20"/>
+      </w:rPr>
+    </w:lvl>
+    <w:lvl w:ilvl="7" w:tentative="1">
+      <w:start w:val="1"/>
+      <w:numFmt w:val="bullet"/>
+      <w:lvlText w:val=""/>
+      <w:lvlJc w:val="left"/>
+      <w:pPr>
+        <w:tabs>
+          <w:tab w:val="num" w:pos="5760"/>
+        </w:tabs>
+        <w:ind w:left="5760" w:hanging="360"/>
+      </w:pPr>
+      <w:rPr>
+        <w:rFonts w:ascii="Wingdings" w:hAnsi="Wingdings" w:hint="default"/>
+        <w:sz w:val="20"/>
+      </w:rPr>
+    </w:lvl>
+    <w:lvl w:ilvl="8" w:tentative="1">
+      <w:start w:val="1"/>
+      <w:numFmt w:val="bullet"/>
+      <w:lvlText w:val=""/>
+      <w:lvlJc w:val="left"/>
+      <w:pPr>
+        <w:tabs>
+          <w:tab w:val="num" w:pos="6480"/>
+        </w:tabs>
+        <w:ind w:left="6480" w:hanging="360"/>
+      </w:pPr>
+      <w:rPr>
+        <w:rFonts w:ascii="Wingdings" w:hAnsi="Wingdings" w:hint="default"/>
+        <w:sz w:val="20"/>
+      </w:rPr>
+    </w:lvl>
+  </w:abstractNum>
+  <w:abstractNum w:abstractNumId="3" w15:restartNumberingAfterBreak="0">
     <w:nsid w:val="4C92402B"/>
     <w:multiLevelType w:val="multilevel"/>
     <w:tmpl w:val="F36E7F42"/>
@@ -10611,9 +13469,15 @@
     </w:lvl>
   </w:abstractNum>
   <w:num w:numId="1" w16cid:durableId="1247300984">
+    <w:abstractNumId w:val="3"/>
+  </w:num>
+  <w:num w:numId="2" w16cid:durableId="1174298006">
+    <w:abstractNumId w:val="2"/>
+  </w:num>
+  <w:num w:numId="3" w16cid:durableId="2092967217">
     <w:abstractNumId w:val="1"/>
   </w:num>
-  <w:num w:numId="2" w16cid:durableId="1174298006">
+  <w:num w:numId="4" w16cid:durableId="302465721">
     <w:abstractNumId w:val="0"/>
   </w:num>
 </w:numbering>
